--- a/SEDAS Part B Final Files/240135_SEDAS_Part_B_Final_Report.docx
+++ b/SEDAS Part B Final Files/240135_SEDAS_Part_B_Final_Report.docx
@@ -4,68 +4,57 @@
   <w:body>
     <w:p>
       <w:pPr>
-        <w:spacing w:before="700" w:after="60"/>
-        <w:jc w:val="both"/>
-      </w:pPr>
-      <w:r>
+        <w:pStyle w:val="Title"/>
+      </w:pPr>
+      <w:r>
+        <w:t>SEDAS</w:t>
+      </w:r>
+    </w:p>
+    <w:p>
+      <w:pPr>
+        <w:pStyle w:val="Heading1"/>
+      </w:pPr>
+      <w:r>
+        <w:t>Social Engineering Defence and Awareness System:</w:t>
+      </w:r>
+    </w:p>
+    <w:p>
+      <w:pPr>
+        <w:pStyle w:val="Heading3"/>
+      </w:pPr>
+      <w:r>
+        <w:t>An Integrated Machine Learning Platform for Phishing Detection and User Awareness</w:t>
+      </w:r>
+    </w:p>
+    <w:p>
+      <w:pPr>
+        <w:pStyle w:val="Heading3"/>
+      </w:pPr>
+    </w:p>
+    <w:p>
+      <w:pPr>
+        <w:spacing w:after="400"/>
+        <w:jc w:val="both"/>
         <w:rPr>
           <w:b/>
           <w:bCs/>
-          <w:color w:val="1F4E5F"/>
-          <w:sz w:val="40"/>
-          <w:szCs w:val="40"/>
-        </w:rPr>
-        <w:t>SEDAS</w:t>
-      </w:r>
-    </w:p>
-    <w:p>
-      <w:pPr>
-        <w:spacing w:after="60"/>
-        <w:jc w:val="both"/>
+        </w:rPr>
       </w:pPr>
       <w:r>
         <w:rPr>
           <w:b/>
           <w:bCs/>
-          <w:sz w:val="26"/>
-          <w:szCs w:val="26"/>
-        </w:rPr>
-        <w:t>Social Engineering Defence and Awareness System:</w:t>
-      </w:r>
-    </w:p>
-    <w:p>
-      <w:pPr>
-        <w:spacing w:after="200"/>
-        <w:jc w:val="both"/>
-      </w:pPr>
-      <w:r>
-        <w:rPr>
-          <w:b/>
-          <w:bCs/>
-          <w:sz w:val="24"/>
-          <w:szCs w:val="24"/>
-        </w:rPr>
-        <w:t>An Integrated Machine Learning Platform for Phishing Detection and User Awareness</w:t>
-      </w:r>
-    </w:p>
-    <w:p>
-      <w:pPr>
-        <w:spacing w:after="400"/>
-        <w:jc w:val="both"/>
-      </w:pPr>
-      <w:r>
-        <w:rPr>
           <w:i/>
           <w:iCs/>
           <w:sz w:val="21"/>
           <w:szCs w:val="21"/>
         </w:rPr>
-        <w:t>MIS5320 Applied IS Project — Part B  ·  Assessment 3: Final Project Report</w:t>
+        <w:t>Assessment 3: Final Project Report</w:t>
       </w:r>
     </w:p>
     <w:tbl>
       <w:tblPr>
-        <w:tblW w:w="9200" w:type="dxa"/>
+        <w:tblW w:w="9319" w:type="dxa"/>
         <w:tblBorders>
           <w:top w:val="single" w:sz="4" w:space="0" w:color="auto"/>
           <w:left w:val="single" w:sz="4" w:space="0" w:color="auto"/>
@@ -81,16 +70,17 @@
         <w:tblLook w:val="04A0" w:firstRow="1" w:lastRow="0" w:firstColumn="1" w:lastColumn="0" w:noHBand="0" w:noVBand="1"/>
       </w:tblPr>
       <w:tblGrid>
-        <w:gridCol w:w="2400"/>
-        <w:gridCol w:w="6800"/>
+        <w:gridCol w:w="2431"/>
+        <w:gridCol w:w="6888"/>
       </w:tblGrid>
       <w:tr>
         <w:trPr>
+          <w:trHeight w:val="544"/>
           <w:tblHeader/>
         </w:trPr>
         <w:tc>
           <w:tcPr>
-            <w:tcW w:w="2400" w:type="dxa"/>
+            <w:tcW w:w="2431" w:type="dxa"/>
             <w:shd w:val="clear" w:color="auto" w:fill="1F4E5F"/>
             <w:tcMar>
               <w:top w:w="72" w:type="dxa"/>
@@ -118,7 +108,7 @@
         </w:tc>
         <w:tc>
           <w:tcPr>
-            <w:tcW w:w="6800" w:type="dxa"/>
+            <w:tcW w:w="6888" w:type="dxa"/>
             <w:shd w:val="clear" w:color="auto" w:fill="1F4E5F"/>
             <w:tcMar>
               <w:top w:w="72" w:type="dxa"/>
@@ -146,23 +136,32 @@
         </w:tc>
       </w:tr>
       <w:tr>
-        <w:tc>
-          <w:tcPr>
-            <w:tcW w:w="2400" w:type="dxa"/>
-            <w:tcMar>
-              <w:top w:w="72" w:type="dxa"/>
-              <w:left w:w="92" w:type="dxa"/>
-              <w:bottom w:w="72" w:type="dxa"/>
-              <w:right w:w="92" w:type="dxa"/>
-            </w:tcMar>
-          </w:tcPr>
-          <w:p>
-            <w:pPr>
-              <w:spacing w:line="248" w:lineRule="auto"/>
-              <w:jc w:val="both"/>
-            </w:pPr>
-            <w:r>
-              <w:rPr>
+        <w:trPr>
+          <w:trHeight w:val="272"/>
+        </w:trPr>
+        <w:tc>
+          <w:tcPr>
+            <w:tcW w:w="2431" w:type="dxa"/>
+            <w:tcMar>
+              <w:top w:w="72" w:type="dxa"/>
+              <w:left w:w="92" w:type="dxa"/>
+              <w:bottom w:w="72" w:type="dxa"/>
+              <w:right w:w="92" w:type="dxa"/>
+            </w:tcMar>
+          </w:tcPr>
+          <w:p>
+            <w:pPr>
+              <w:spacing w:line="248" w:lineRule="auto"/>
+              <w:jc w:val="both"/>
+              <w:rPr>
+                <w:b/>
+                <w:bCs/>
+              </w:rPr>
+            </w:pPr>
+            <w:r>
+              <w:rPr>
+                <w:b/>
+                <w:bCs/>
                 <w:sz w:val="18"/>
                 <w:szCs w:val="18"/>
               </w:rPr>
@@ -172,7 +171,7 @@
         </w:tc>
         <w:tc>
           <w:tcPr>
-            <w:tcW w:w="6800" w:type="dxa"/>
+            <w:tcW w:w="6888" w:type="dxa"/>
             <w:tcMar>
               <w:top w:w="72" w:type="dxa"/>
               <w:left w:w="92" w:type="dxa"/>
@@ -196,9 +195,12 @@
         </w:tc>
       </w:tr>
       <w:tr>
-        <w:tc>
-          <w:tcPr>
-            <w:tcW w:w="2400" w:type="dxa"/>
+        <w:trPr>
+          <w:trHeight w:val="272"/>
+        </w:trPr>
+        <w:tc>
+          <w:tcPr>
+            <w:tcW w:w="2431" w:type="dxa"/>
             <w:shd w:val="clear" w:color="auto" w:fill="F4F8FA"/>
             <w:tcMar>
               <w:top w:w="72" w:type="dxa"/>
@@ -211,9 +213,15 @@
             <w:pPr>
               <w:spacing w:line="248" w:lineRule="auto"/>
               <w:jc w:val="both"/>
-            </w:pPr>
-            <w:r>
-              <w:rPr>
+              <w:rPr>
+                <w:b/>
+                <w:bCs/>
+              </w:rPr>
+            </w:pPr>
+            <w:r>
+              <w:rPr>
+                <w:b/>
+                <w:bCs/>
                 <w:sz w:val="18"/>
                 <w:szCs w:val="18"/>
               </w:rPr>
@@ -223,7 +231,7 @@
         </w:tc>
         <w:tc>
           <w:tcPr>
-            <w:tcW w:w="6800" w:type="dxa"/>
+            <w:tcW w:w="6888" w:type="dxa"/>
             <w:shd w:val="clear" w:color="auto" w:fill="F4F8FA"/>
             <w:tcMar>
               <w:top w:w="72" w:type="dxa"/>
@@ -248,23 +256,32 @@
         </w:tc>
       </w:tr>
       <w:tr>
-        <w:tc>
-          <w:tcPr>
-            <w:tcW w:w="2400" w:type="dxa"/>
-            <w:tcMar>
-              <w:top w:w="72" w:type="dxa"/>
-              <w:left w:w="92" w:type="dxa"/>
-              <w:bottom w:w="72" w:type="dxa"/>
-              <w:right w:w="92" w:type="dxa"/>
-            </w:tcMar>
-          </w:tcPr>
-          <w:p>
-            <w:pPr>
-              <w:spacing w:line="248" w:lineRule="auto"/>
-              <w:jc w:val="both"/>
-            </w:pPr>
-            <w:r>
-              <w:rPr>
+        <w:trPr>
+          <w:trHeight w:val="272"/>
+        </w:trPr>
+        <w:tc>
+          <w:tcPr>
+            <w:tcW w:w="2431" w:type="dxa"/>
+            <w:tcMar>
+              <w:top w:w="72" w:type="dxa"/>
+              <w:left w:w="92" w:type="dxa"/>
+              <w:bottom w:w="72" w:type="dxa"/>
+              <w:right w:w="92" w:type="dxa"/>
+            </w:tcMar>
+          </w:tcPr>
+          <w:p>
+            <w:pPr>
+              <w:spacing w:line="248" w:lineRule="auto"/>
+              <w:jc w:val="both"/>
+              <w:rPr>
+                <w:b/>
+                <w:bCs/>
+              </w:rPr>
+            </w:pPr>
+            <w:r>
+              <w:rPr>
+                <w:b/>
+                <w:bCs/>
                 <w:sz w:val="18"/>
                 <w:szCs w:val="18"/>
               </w:rPr>
@@ -274,7 +291,7 @@
         </w:tc>
         <w:tc>
           <w:tcPr>
-            <w:tcW w:w="6800" w:type="dxa"/>
+            <w:tcW w:w="6888" w:type="dxa"/>
             <w:tcMar>
               <w:top w:w="72" w:type="dxa"/>
               <w:left w:w="92" w:type="dxa"/>
@@ -314,9 +331,12 @@
         </w:tc>
       </w:tr>
       <w:tr>
-        <w:tc>
-          <w:tcPr>
-            <w:tcW w:w="2400" w:type="dxa"/>
+        <w:trPr>
+          <w:trHeight w:val="272"/>
+        </w:trPr>
+        <w:tc>
+          <w:tcPr>
+            <w:tcW w:w="2431" w:type="dxa"/>
             <w:shd w:val="clear" w:color="auto" w:fill="F4F8FA"/>
             <w:tcMar>
               <w:top w:w="72" w:type="dxa"/>
@@ -329,9 +349,15 @@
             <w:pPr>
               <w:spacing w:line="248" w:lineRule="auto"/>
               <w:jc w:val="both"/>
-            </w:pPr>
-            <w:r>
-              <w:rPr>
+              <w:rPr>
+                <w:b/>
+                <w:bCs/>
+              </w:rPr>
+            </w:pPr>
+            <w:r>
+              <w:rPr>
+                <w:b/>
+                <w:bCs/>
                 <w:sz w:val="18"/>
                 <w:szCs w:val="18"/>
               </w:rPr>
@@ -341,7 +367,7 @@
         </w:tc>
         <w:tc>
           <w:tcPr>
-            <w:tcW w:w="6800" w:type="dxa"/>
+            <w:tcW w:w="6888" w:type="dxa"/>
             <w:shd w:val="clear" w:color="auto" w:fill="F4F8FA"/>
             <w:tcMar>
               <w:top w:w="72" w:type="dxa"/>
@@ -355,50 +381,64 @@
               <w:spacing w:line="248" w:lineRule="auto"/>
               <w:jc w:val="both"/>
             </w:pPr>
-            <w:r>
-              <w:rPr>
-                <w:sz w:val="18"/>
-                <w:szCs w:val="18"/>
-              </w:rPr>
-              <w:t>github.com/</w:t>
-            </w:r>
-            <w:proofErr w:type="spellStart"/>
-            <w:r>
-              <w:rPr>
-                <w:sz w:val="18"/>
-                <w:szCs w:val="18"/>
-              </w:rPr>
-              <w:t>ailinkon</w:t>
-            </w:r>
-            <w:proofErr w:type="spellEnd"/>
-            <w:r>
-              <w:rPr>
-                <w:sz w:val="18"/>
-                <w:szCs w:val="18"/>
-              </w:rPr>
-              <w:t>/MIS5320-SEDAS-CyberProjectB</w:t>
-            </w:r>
+            <w:hyperlink r:id="rId7" w:history="1">
+              <w:r>
+                <w:rPr>
+                  <w:rStyle w:val="Hyperlink"/>
+                  <w:sz w:val="18"/>
+                  <w:szCs w:val="18"/>
+                </w:rPr>
+                <w:t>github.com/</w:t>
+              </w:r>
+              <w:proofErr w:type="spellStart"/>
+              <w:r>
+                <w:rPr>
+                  <w:rStyle w:val="Hyperlink"/>
+                  <w:sz w:val="18"/>
+                  <w:szCs w:val="18"/>
+                </w:rPr>
+                <w:t>ailinkon</w:t>
+              </w:r>
+              <w:proofErr w:type="spellEnd"/>
+              <w:r>
+                <w:rPr>
+                  <w:rStyle w:val="Hyperlink"/>
+                  <w:sz w:val="18"/>
+                  <w:szCs w:val="18"/>
+                </w:rPr>
+                <w:t>/MIS5320-SEDAS-CyberProjectB</w:t>
+              </w:r>
+            </w:hyperlink>
           </w:p>
         </w:tc>
       </w:tr>
       <w:tr>
-        <w:tc>
-          <w:tcPr>
-            <w:tcW w:w="2400" w:type="dxa"/>
-            <w:tcMar>
-              <w:top w:w="72" w:type="dxa"/>
-              <w:left w:w="92" w:type="dxa"/>
-              <w:bottom w:w="72" w:type="dxa"/>
-              <w:right w:w="92" w:type="dxa"/>
-            </w:tcMar>
-          </w:tcPr>
-          <w:p>
-            <w:pPr>
-              <w:spacing w:line="248" w:lineRule="auto"/>
-              <w:jc w:val="both"/>
-            </w:pPr>
-            <w:r>
-              <w:rPr>
+        <w:trPr>
+          <w:trHeight w:val="272"/>
+        </w:trPr>
+        <w:tc>
+          <w:tcPr>
+            <w:tcW w:w="2431" w:type="dxa"/>
+            <w:tcMar>
+              <w:top w:w="72" w:type="dxa"/>
+              <w:left w:w="92" w:type="dxa"/>
+              <w:bottom w:w="72" w:type="dxa"/>
+              <w:right w:w="92" w:type="dxa"/>
+            </w:tcMar>
+          </w:tcPr>
+          <w:p>
+            <w:pPr>
+              <w:spacing w:line="248" w:lineRule="auto"/>
+              <w:jc w:val="both"/>
+              <w:rPr>
+                <w:b/>
+                <w:bCs/>
+              </w:rPr>
+            </w:pPr>
+            <w:r>
+              <w:rPr>
+                <w:b/>
+                <w:bCs/>
                 <w:sz w:val="18"/>
                 <w:szCs w:val="18"/>
               </w:rPr>
@@ -408,7 +448,7 @@
         </w:tc>
         <w:tc>
           <w:tcPr>
-            <w:tcW w:w="6800" w:type="dxa"/>
+            <w:tcW w:w="6888" w:type="dxa"/>
             <w:tcMar>
               <w:top w:w="72" w:type="dxa"/>
               <w:left w:w="92" w:type="dxa"/>
@@ -427,6 +467,71 @@
                 <w:szCs w:val="18"/>
               </w:rPr>
               <w:t>0.1.0</w:t>
+            </w:r>
+          </w:p>
+        </w:tc>
+      </w:tr>
+      <w:tr>
+        <w:trPr>
+          <w:trHeight w:val="272"/>
+        </w:trPr>
+        <w:tc>
+          <w:tcPr>
+            <w:tcW w:w="2431" w:type="dxa"/>
+            <w:tcMar>
+              <w:top w:w="72" w:type="dxa"/>
+              <w:left w:w="92" w:type="dxa"/>
+              <w:bottom w:w="72" w:type="dxa"/>
+              <w:right w:w="92" w:type="dxa"/>
+            </w:tcMar>
+          </w:tcPr>
+          <w:p>
+            <w:pPr>
+              <w:spacing w:line="248" w:lineRule="auto"/>
+              <w:jc w:val="both"/>
+              <w:rPr>
+                <w:b/>
+                <w:bCs/>
+                <w:sz w:val="18"/>
+                <w:szCs w:val="18"/>
+              </w:rPr>
+            </w:pPr>
+            <w:r>
+              <w:rPr>
+                <w:b/>
+                <w:bCs/>
+                <w:sz w:val="18"/>
+                <w:szCs w:val="18"/>
+              </w:rPr>
+              <w:t>Course Code and Name</w:t>
+            </w:r>
+          </w:p>
+        </w:tc>
+        <w:tc>
+          <w:tcPr>
+            <w:tcW w:w="6888" w:type="dxa"/>
+            <w:tcMar>
+              <w:top w:w="72" w:type="dxa"/>
+              <w:left w:w="92" w:type="dxa"/>
+              <w:bottom w:w="72" w:type="dxa"/>
+              <w:right w:w="92" w:type="dxa"/>
+            </w:tcMar>
+          </w:tcPr>
+          <w:p>
+            <w:pPr>
+              <w:spacing w:line="248" w:lineRule="auto"/>
+              <w:jc w:val="both"/>
+              <w:rPr>
+                <w:sz w:val="18"/>
+                <w:szCs w:val="18"/>
+              </w:rPr>
+            </w:pPr>
+            <w:r>
+              <w:rPr>
+                <w:sz w:val="18"/>
+                <w:szCs w:val="18"/>
+              </w:rPr>
+              <w:t>MIS5320 Applied IS Project — Part B</w:t>
             </w:r>
           </w:p>
         </w:tc>
@@ -440,18 +545,6 @@
         <w:br w:type="page"/>
       </w:r>
     </w:p>
-    <w:p/>
-    <w:p/>
-    <w:p/>
-    <w:p/>
-    <w:p/>
-    <w:p/>
-    <w:p/>
-    <w:p/>
-    <w:p/>
-    <w:p/>
-    <w:p/>
-    <w:p/>
     <w:p>
       <w:pPr>
         <w:pStyle w:val="Heading1"/>
@@ -467,6 +560,7 @@
           <w:sz w:val="28"/>
           <w:szCs w:val="28"/>
         </w:rPr>
+        <w:lastRenderedPageBreak/>
         <w:t>Abstract</w:t>
       </w:r>
       <w:bookmarkEnd w:id="0"/>
@@ -507,7 +601,21 @@
         <w:rPr>
           <w:color w:val="000000"/>
         </w:rPr>
-        <w:t xml:space="preserve">The study started with an independent replication of a published benchmark on the same corpus used in the study containing 82,486 emails, and expanded to include six classification methods and four optimisation strategies. </w:t>
+        <w:t xml:space="preserve">The study started with an independent replication of a published benchmark on the same corpus used in the study containing 82,486 </w:t>
+      </w:r>
+      <w:proofErr w:type="gramStart"/>
+      <w:r>
+        <w:rPr>
+          <w:color w:val="000000"/>
+        </w:rPr>
+        <w:t>emails, and</w:t>
+      </w:r>
+      <w:proofErr w:type="gramEnd"/>
+      <w:r>
+        <w:rPr>
+          <w:color w:val="000000"/>
+        </w:rPr>
+        <w:t xml:space="preserve"> expanded to include six classification methods and four optimisation strategies. </w:t>
       </w:r>
       <w:proofErr w:type="spellStart"/>
       <w:r>
@@ -577,7 +685,21 @@
         <w:rPr>
           <w:color w:val="000000"/>
         </w:rPr>
-        <w:t xml:space="preserve"> benchmark (two models based on engineered features, two ensemble methods and hyperparameter tuning), however, which offered relatively modest and not necessarily significant improvements, with only the worst of this list of models showing an improvement that was significant using cross validation. This is indicating that it isn't a failure but it's the maximum that was achieved for a configuration being tested. Moreover, SEDAS also reports false-positive error, absolute number of error, confusion matrices, and observed latency, providing a different insight into the operation of the various SEDAS. All these boil down to a not to be belittled accuracy gain, a benchmarking standard that is reproducible, an empirically verified ceiling for performance and a very comprehensive system centred on validated detection, URL integrity controls, adaptive </w:t>
+        <w:t xml:space="preserve"> benchmark (two models based on engineered features, two ensemble methods and hyperparameter tuning), however, which offered relatively modest and not necessarily significant improvements, with only the worst of this list of models showing an improvement that was significant using cross validation. This is indicating that it isn't a failure but it's the maximum that was achieved for a configuration being tested. Moreover, SEDAS also reports false-positive error, absolute number of </w:t>
+      </w:r>
+      <w:proofErr w:type="gramStart"/>
+      <w:r>
+        <w:rPr>
+          <w:color w:val="000000"/>
+        </w:rPr>
+        <w:t>error</w:t>
+      </w:r>
+      <w:proofErr w:type="gramEnd"/>
+      <w:r>
+        <w:rPr>
+          <w:color w:val="000000"/>
+        </w:rPr>
+        <w:t xml:space="preserve">, confusion matrices, and observed latency, providing a different insight into the operation of the various SEDAS. All these boil down to a not to be belittled accuracy gain, a benchmarking standard that is reproducible, an empirically verified ceiling for performance and a very comprehensive system centred on validated detection, URL integrity controls, adaptive </w:t>
       </w:r>
       <w:proofErr w:type="spellStart"/>
       <w:r>
@@ -614,7 +736,6 @@
           <w:i/>
           <w:iCs/>
         </w:rPr>
-        <w:lastRenderedPageBreak/>
         <w:t>Keywords: phishing detection, social engineering, machine learning, TF-IDF, security awareness training, explainable AI, tamper-evident logging</w:t>
       </w:r>
     </w:p>
@@ -861,6 +982,7 @@
               <w:rPr>
                 <w:sz w:val="19"/>
               </w:rPr>
+              <w:lastRenderedPageBreak/>
               <w:t>EWMA</w:t>
             </w:r>
           </w:p>
@@ -1909,7 +2031,23 @@
           <w:color w:val="000000"/>
           <w:sz w:val="20"/>
         </w:rPr>
-        <w:t>The two problems to be resolved in this project are related to each other. A first problem on the field level: Most of the experiments on phishing detection focus on data sets or setups that are not completely accessible to other researchers, and this makes it impossible for them to verify whether the results of the experiments are due to a real improvement of the detection method or simply to different data preparation. The response to this is the base study [1] which provides company write-offs on a big general public e-mail corpus. SEDAS starts with an independent reproduction with the exact same 82,486e-mail dataset alongside with fixed procedure and seed. Second, detection research in most cases focuses on a single classifier, and often "labelled, reported, done" – social engineering goes beyond the message content to judgements and actions by users and organisations. SEDAS overcomes this through explainable classification combined with tamper evident URL verification methods, adaptive training and auditable records, paving the way for the research question to be no longer about the extent to which phishing can be classified, but also about the validation of detection that can be integrated within a defensive workflow that is reproducible and operationally measurable.</w:t>
+        <w:t xml:space="preserve">The two problems to be resolved in this project are related to each other. A first problem on the field level: Most of the experiments on phishing detection focus on data sets or setups that are not completely accessible to other researchers, and this makes it impossible for them to verify whether the results of the experiments are due to a real improvement of the detection method or simply to different data preparation. The response to this is the base study [1] which provides company write-offs on a big </w:t>
+      </w:r>
+      <w:proofErr w:type="gramStart"/>
+      <w:r>
+        <w:rPr>
+          <w:color w:val="000000"/>
+          <w:sz w:val="20"/>
+        </w:rPr>
+        <w:t>general public</w:t>
+      </w:r>
+      <w:proofErr w:type="gramEnd"/>
+      <w:r>
+        <w:rPr>
+          <w:color w:val="000000"/>
+          <w:sz w:val="20"/>
+        </w:rPr>
+        <w:t xml:space="preserve"> e-mail corpus. SEDAS starts with an independent reproduction with the exact same 82,486e-mail dataset alongside with fixed procedure and seed. Second, detection research in most cases focuses on a single classifier, and often "labelled, reported, done" – social engineering goes beyond the message content to judgements and actions by users and organisations. SEDAS overcomes this through explainable classification combined with tamper evident URL verification methods, adaptive training and auditable records, paving the way for the research question to be no longer about the extent to which phishing can be classified, but also about the validation of detection that can be integrated within a defensive workflow that is reproducible and operationally measurable.</w:t>
       </w:r>
     </w:p>
     <w:p>
@@ -1945,7 +2083,23 @@
           <w:color w:val="000000"/>
           <w:sz w:val="20"/>
         </w:rPr>
-        <w:t xml:space="preserve">SEDAS' five contributions different from copying a published score. First an independent re-run of the [1] benchmark on exactly the same dataset showing the split, indicating the composition of the corpus, indicating parameter settings and revealing the metrics used. Second, six methods are evaluated together in a single framework: </w:t>
+        <w:t xml:space="preserve">SEDAS' five contributions different from copying a published score. First an independent re-run of the [1] benchmark on </w:t>
+      </w:r>
+      <w:proofErr w:type="gramStart"/>
+      <w:r>
+        <w:rPr>
+          <w:color w:val="000000"/>
+          <w:sz w:val="20"/>
+        </w:rPr>
+        <w:t>exactly the same</w:t>
+      </w:r>
+      <w:proofErr w:type="gramEnd"/>
+      <w:r>
+        <w:rPr>
+          <w:color w:val="000000"/>
+          <w:sz w:val="20"/>
+        </w:rPr>
+        <w:t xml:space="preserve"> dataset showing the split, indicating the composition of the corpus, indicating parameter settings and revealing the metrics used. Second, six methods are evaluated together in a single framework: </w:t>
       </w:r>
       <w:proofErr w:type="spellStart"/>
       <w:r>
@@ -2060,7 +2214,6 @@
           <w:sz w:val="28"/>
           <w:szCs w:val="28"/>
         </w:rPr>
-        <w:lastRenderedPageBreak/>
         <w:t>2. Literature Review</w:t>
       </w:r>
       <w:bookmarkEnd w:id="5"/>
@@ -2195,8 +2348,30 @@
       </w:r>
       <w:proofErr w:type="spellEnd"/>
       <w:r>
-        <w:t xml:space="preserve"> produced fewer false negatives [9]. The large scale benchmark [2] though, reported an average margin of 4.7% for transformers, which shows that while it's indeed a positive, the impact is not so strong as the numbers seem to suggest. Hybrid architectures in a deep approach have also been investigated [10]. Section 5.3 is motivated by these findings, in order to compare the transformers.</w:t>
-      </w:r>
+        <w:t xml:space="preserve"> produced fewer false negatives [9]. The </w:t>
+      </w:r>
+      <w:proofErr w:type="gramStart"/>
+      <w:r>
+        <w:t>large scale</w:t>
+      </w:r>
+      <w:proofErr w:type="gramEnd"/>
+      <w:r>
+        <w:t xml:space="preserve"> benchmark [2] though, reported an average margin of 4.7% for transformers, which shows that while it's indeed a positive, the impact is not so strong as the numbers seem to suggest. Hybrid architectures in a deep approach have also been investigated [10]. Section 5.3 is motivated by these findings, </w:t>
+      </w:r>
+      <w:proofErr w:type="gramStart"/>
+      <w:r>
+        <w:t>in order to</w:t>
+      </w:r>
+      <w:proofErr w:type="gramEnd"/>
+      <w:r>
+        <w:t xml:space="preserve"> compare the transformers.</w:t>
+      </w:r>
+    </w:p>
+    <w:p>
+      <w:pPr>
+        <w:spacing w:after="128" w:line="278" w:lineRule="auto"/>
+        <w:jc w:val="both"/>
+      </w:pPr>
     </w:p>
     <w:p>
       <w:pPr>
@@ -2213,6 +2388,7 @@
           <w:sz w:val="24"/>
           <w:szCs w:val="24"/>
         </w:rPr>
+        <w:lastRenderedPageBreak/>
         <w:t xml:space="preserve">2.4 </w:t>
       </w:r>
       <w:bookmarkEnd w:id="9"/>
@@ -2233,7 +2409,15 @@
         <w:jc w:val="both"/>
       </w:pPr>
       <w:r>
-        <w:t xml:space="preserve">Explainable AI[3, 4] overcomes the lack of trust or transparency inherent with black-box classifiers. As of LIME, being used on individual predictions as in [1] or extended across the literature: a framework which integrates </w:t>
+        <w:t xml:space="preserve">Explainable </w:t>
+      </w:r>
+      <w:proofErr w:type="gramStart"/>
+      <w:r>
+        <w:t>AI[</w:t>
+      </w:r>
+      <w:proofErr w:type="gramEnd"/>
+      <w:r>
+        <w:t xml:space="preserve">3, 4] overcomes the lack of trust or transparency inherent with black-box classifiers. As of LIME, being used on individual predictions as in [1] or extended across the literature: a framework which integrates </w:t>
       </w:r>
       <w:proofErr w:type="spellStart"/>
       <w:r>
@@ -2241,11 +2425,7 @@
       </w:r>
       <w:proofErr w:type="spellEnd"/>
       <w:r>
-        <w:t xml:space="preserve"> and SHAP matches a 97.78% accuracy with explainability [8]; a hybrid of LIME and SHAP using PDP has been used for the time-aware feature-extraction on ~500K web pages [11]; and explainability has been applied to IoT/cloud phishing contexts [13]. A bigger taxonomical view of explainability places it within the context of trustworthy automation instead of something merely cosmetic [14] – albeit transformer-specific explainability for SMS spam [15] and phishing </w:t>
-      </w:r>
-      <w:r>
-        <w:lastRenderedPageBreak/>
-        <w:t xml:space="preserve">detection using LLMs [16] have been demonstrated. SEDAS follows this pattern but </w:t>
+        <w:t xml:space="preserve"> and SHAP matches a 97.78% accuracy with explainability [8]; a hybrid of LIME and SHAP using PDP has been used for the time-aware feature-extraction on ~500K web pages [11]; and explainability has been applied to IoT/cloud phishing contexts [13]. A bigger taxonomical view of explainability places it within the context of trustworthy automation instead of something merely cosmetic [14] – albeit transformer-specific explainability for SMS spam [15] and phishing detection using LLMs [16] have been demonstrated. SEDAS follows this pattern but </w:t>
       </w:r>
       <w:r>
         <w:t>picks</w:t>
@@ -2339,7 +2519,11 @@
       </w:r>
       <w:proofErr w:type="spellEnd"/>
       <w:r>
-        <w:t>, which needs Ethereum smart contracts and wallet interactions for updates, SEDAS's refinement register (R-01) is a registry based on the SHA-256 hash where each entry is mandatory, and if the one that created it were to change, the change would be cryptographically detectable, neither wallet-based nor IoT-dependent, and without the need for any gas fees or wallet infrastructure, or latency from blockchain transactions. This isn't really a blockchain as there's no decentralised consensus, but they've effectively warned that there's no decentralisation, and that if somebody wanted to change the data and recompute the chain then they could. The refinement was selected due to the lack of the need to add engineering overhead to first support distributed-ledger infrastructure, which would not be assessable in the MVP behaviour, until future production work was completed where distributed consensus was needed.</w:t>
+        <w:t xml:space="preserve">, which needs Ethereum smart contracts and wallet interactions for updates, SEDAS's refinement register (R-01) is a registry based on the SHA-256 hash where each entry is mandatory, and if the one that created it were to change, the change would be cryptographically detectable, neither wallet-based nor IoT-dependent, and without the need for any gas fees or wallet infrastructure, or latency from blockchain transactions. This isn't really a blockchain as there's no decentralised consensus, but they've effectively warned that there's no decentralisation, and that if somebody wanted to change the data and recompute the chain then they could. The refinement was selected due to the lack of the need to add engineering overhead to first support </w:t>
+      </w:r>
+      <w:r>
+        <w:lastRenderedPageBreak/>
+        <w:t>distributed-ledger infrastructure, which would not be assessable in the MVP behaviour, until future production work was completed where distributed consensus was needed.</w:t>
       </w:r>
     </w:p>
     <w:p>
@@ -2367,11 +2551,31 @@
         <w:jc w:val="both"/>
       </w:pPr>
       <w:r>
-        <w:t xml:space="preserve">Based on the literature and the base paper [1] three gaps led to the motivation for this study. Reproducibility: a lot of surveyed literature doesn't make all preprocessing and configurations transparent; SEDAS promises a complete reproducibility using the same corpus, split and set of seeds and the same evaluation protocol as in [1]. Secondly integration: all studies reviewed address detection, explainability, training or integrity verification with only one of the studies addressing all of these components in isolation in the evaluated system, which is SEDAS's particular contribution. Third, there is not yet consensus on whether or not the classical approach relates better - [2] shows transformers are more effective by much, [9] shows that transformers are more effective by a little, </w:t>
-      </w:r>
-      <w:r>
-        <w:lastRenderedPageBreak/>
-        <w:t>and [3] shows that transformers are no more effective. When combined these gaps change the focus from a slightly better accuracy towards identifying what is repeatable, what additional optimisation can be achieved, and how detection can contribute to overall defence.</w:t>
+        <w:t xml:space="preserve">Based on the literature and the base paper [1] three gaps led to the motivation for this study. Reproducibility: a lot of surveyed literature doesn't make all preprocessing and configurations transparent; SEDAS promises a complete reproducibility using the same corpus, split and set of seeds and the same evaluation protocol as in [1]. Secondly integration: all studies reviewed address detection, explainability, training or integrity verification with only one of the studies addressing </w:t>
+      </w:r>
+      <w:proofErr w:type="gramStart"/>
+      <w:r>
+        <w:t>all of</w:t>
+      </w:r>
+      <w:proofErr w:type="gramEnd"/>
+      <w:r>
+        <w:t xml:space="preserve"> these components in isolation in the evaluated system, which is SEDAS's </w:t>
+      </w:r>
+      <w:proofErr w:type="gramStart"/>
+      <w:r>
+        <w:t>particular contribution</w:t>
+      </w:r>
+      <w:proofErr w:type="gramEnd"/>
+      <w:r>
+        <w:t xml:space="preserve">. Third, there is not yet consensus on </w:t>
+      </w:r>
+      <w:proofErr w:type="gramStart"/>
+      <w:r>
+        <w:t>whether or not</w:t>
+      </w:r>
+      <w:proofErr w:type="gramEnd"/>
+      <w:r>
+        <w:t xml:space="preserve"> the classical approach relates better - [2] shows transformers are more effective by much, [9] shows that transformers are more effective by a little, and [3] shows that transformers are no more effective. When combined these gaps change the focus from a slightly better accuracy towards identifying what is repeatable, what additional optimisation can be achieved, and how detection can contribute to overall defence.</w:t>
       </w:r>
     </w:p>
     <w:p>
@@ -2451,7 +2655,35 @@
         <w:rPr>
           <w:color w:val="000000"/>
         </w:rPr>
-        <w:t xml:space="preserve">The study had a two stage design using independent replication followed by systematic extension because an improvement claim is only meaningful if an improvement claim in the pipeline can be demonstrated to replicate the published benchmark. SEDAS reused the same public corpus as [1]; it rerun the TF-IDF pipeline for SE for all three of its methods and added alternatives afterwards. The development lifecycle was modelled after the Unified Process (Inception/Elaboration for specification review, Construction for implementation, Transition for testing/evolution) and the Agile practices (short sprints, feature branches, continuous testing) were done within the context of the process stages. The same cleaned corpus was used for all classical and extension experiments and the stratified 80/20 split (and common evaluation measures) was the same for each experiment, except for </w:t>
+        <w:t xml:space="preserve">The study had a </w:t>
+      </w:r>
+      <w:proofErr w:type="gramStart"/>
+      <w:r>
+        <w:rPr>
+          <w:color w:val="000000"/>
+        </w:rPr>
+        <w:t>two stage</w:t>
+      </w:r>
+      <w:proofErr w:type="gramEnd"/>
+      <w:r>
+        <w:rPr>
+          <w:color w:val="000000"/>
+        </w:rPr>
+        <w:t xml:space="preserve"> design using independent replication followed by systematic extension because an improvement claim is only meaningful if an improvement claim in the pipeline can be demonstrated to replicate the published benchmark. SEDAS reused the same public corpus as [1]; it rerun the TF-IDF pipeline for SE for all three of its methods and added alternatives afterwards. The development lifecycle was modelled after the Unified Process (Inception/Elaboration for specification review, Construction for implementation, Transition for testing/evolution) and the Agile practices (short sprints, feature branches, continuous testing) were done within the context of the process stages. The same cleaned corpus was used for all </w:t>
+      </w:r>
+      <w:proofErr w:type="gramStart"/>
+      <w:r>
+        <w:rPr>
+          <w:color w:val="000000"/>
+        </w:rPr>
+        <w:t>classical</w:t>
+      </w:r>
+      <w:proofErr w:type="gramEnd"/>
+      <w:r>
+        <w:rPr>
+          <w:color w:val="000000"/>
+        </w:rPr>
+        <w:t xml:space="preserve"> and extension experiments and the stratified 80/20 split (and common evaluation measures) was the same for each experiment, except for </w:t>
       </w:r>
       <w:proofErr w:type="spellStart"/>
       <w:r>
@@ -2535,7 +2767,7 @@
                     </pic:cNvPicPr>
                   </pic:nvPicPr>
                   <pic:blipFill>
-                    <a:blip r:embed="rId7"/>
+                    <a:blip r:embed="rId8"/>
                     <a:srcRect/>
                     <a:stretch>
                       <a:fillRect/>
@@ -2597,7 +2829,21 @@
         <w:rPr>
           <w:color w:val="000000"/>
         </w:rPr>
-        <w:t xml:space="preserve">The architecture of SEDAS is a three layer approach, with presentation being the Browser user interface without any logic for decision making; service being three separate </w:t>
+        <w:t xml:space="preserve">The architecture of SEDAS is a </w:t>
+      </w:r>
+      <w:proofErr w:type="gramStart"/>
+      <w:r>
+        <w:rPr>
+          <w:color w:val="000000"/>
+        </w:rPr>
+        <w:t>three layer</w:t>
+      </w:r>
+      <w:proofErr w:type="gramEnd"/>
+      <w:r>
+        <w:rPr>
+          <w:color w:val="000000"/>
+        </w:rPr>
+        <w:t xml:space="preserve"> approach, with presentation being the Browser user interface without any logic for decision making; service being three separate </w:t>
       </w:r>
       <w:proofErr w:type="spellStart"/>
       <w:r>
@@ -2650,6 +2896,20 @@
         <w:rPr>
           <w:color w:val="000000"/>
         </w:rPr>
+      </w:pPr>
+    </w:p>
+    <w:p>
+      <w:pPr>
+        <w:spacing w:before="100" w:after="195" w:line="270" w:lineRule="auto"/>
+        <w:ind w:right="215"/>
+        <w:jc w:val="both"/>
+      </w:pPr>
+    </w:p>
+    <w:p>
+      <w:pPr>
+        <w:spacing w:before="100" w:after="195" w:line="270" w:lineRule="auto"/>
+        <w:ind w:right="215"/>
+        <w:jc w:val="both"/>
       </w:pPr>
     </w:p>
     <w:p>
@@ -2674,6 +2934,7 @@
           <w:sz w:val="24"/>
           <w:szCs w:val="24"/>
         </w:rPr>
+        <w:lastRenderedPageBreak/>
         <w:t>3.3 Dataset</w:t>
       </w:r>
       <w:bookmarkEnd w:id="16"/>
@@ -2977,7 +3238,6 @@
                 <w:sz w:val="18"/>
                 <w:szCs w:val="18"/>
               </w:rPr>
-              <w:lastRenderedPageBreak/>
               <w:t>Legitimate</w:t>
             </w:r>
           </w:p>
@@ -3315,7 +3575,21 @@
         <w:rPr>
           <w:color w:val="000000"/>
         </w:rPr>
-        <w:t>, but since email collections are prone to null emails, this has left total of 82,486 usable emails (42,891 phishing and 39,595 legitimate). The only important reason to go for this corpus is that it is the one that has been published with [1] – the quantity of classes loaded was exactly the same as that reported in the benchmark, so that if there are differences between the results we obtain from this corpus and the benchmark, they have to be because of the way the pipeline is set up, and not the corpus itself. The public availability also aids with the problem of transparency that it identifies - the ability to reproduce the data. In exchange, external validity should be considered since these are research collections, and may not be representative of how language and distribution of attacks are used in actual organisations — the domain-shift is explored in more detail in Section 5.4.</w:t>
+        <w:t xml:space="preserve">, but since email collections are prone to null emails, this has left total of 82,486 usable emails (42,891 phishing and 39,595 legitimate). The only important reason to go for this corpus is that it is the one that has been published with [1] – the quantity of classes loaded was exactly the same as that reported in the benchmark, so that if there are differences between the results we obtain from this corpus and the benchmark, they have to be because of the way the pipeline is set up, and not the corpus itself. The public availability also aids with the problem of transparency that it identifies - the ability to reproduce the data. In exchange, external validity should be considered since these are research </w:t>
+      </w:r>
+      <w:proofErr w:type="gramStart"/>
+      <w:r>
+        <w:rPr>
+          <w:color w:val="000000"/>
+        </w:rPr>
+        <w:t>collections, and</w:t>
+      </w:r>
+      <w:proofErr w:type="gramEnd"/>
+      <w:r>
+        <w:rPr>
+          <w:color w:val="000000"/>
+        </w:rPr>
+        <w:t xml:space="preserve"> may not be representative of how language and distribution of attacks are used in actual organisations — the domain-shift is explored in more detail in Section 5.4.</w:t>
       </w:r>
     </w:p>
     <w:p>
@@ -3391,7 +3665,7 @@
                     <pic:cNvPicPr/>
                   </pic:nvPicPr>
                   <pic:blipFill>
-                    <a:blip r:embed="rId8"/>
+                    <a:blip r:embed="rId9"/>
                     <a:stretch>
                       <a:fillRect/>
                     </a:stretch>
@@ -3483,7 +3757,28 @@
         <w:rPr>
           <w:color w:val="000000"/>
         </w:rPr>
-        <w:t xml:space="preserve">For the email text, TF-IDF was used with a max features of 50,000, an n-gram range of 1-2 and with the removal of English stop-words; the importance of bigrams for phishing intent detection is that these intentions are often communicated in succinct phrases like "urgent action" or "verify account". The resultant matrix is relatively high dimensional, contains the sparse data from only a few positions in each of the emails' 50000 entries and, most significantly, this happens after each of the datasets has been processed just a single time, while the </w:t>
+        <w:t xml:space="preserve">For the email text, TF-IDF was used with a </w:t>
+      </w:r>
+      <w:proofErr w:type="gramStart"/>
+      <w:r>
+        <w:rPr>
+          <w:color w:val="000000"/>
+        </w:rPr>
+        <w:t>max features</w:t>
+      </w:r>
+      <w:proofErr w:type="gramEnd"/>
+      <w:r>
+        <w:rPr>
+          <w:color w:val="000000"/>
+        </w:rPr>
+        <w:t xml:space="preserve"> of 50,000, an n-gram range of 1-2 and with the removal of English stop-words; the importance of bigrams for phishing intent detection is that these intentions are often communicated in succinct phrases like "urgent action" or "verify account". The resultant matrix is relatively high dimensional, contains the sparse data from only a </w:t>
+      </w:r>
+      <w:r>
+        <w:rPr>
+          <w:color w:val="000000"/>
+        </w:rPr>
+        <w:lastRenderedPageBreak/>
+        <w:t xml:space="preserve">few positions in each of the emails' 50000 entries and, most significantly, this happens after each of the datasets has been processed just a single time, while the </w:t>
       </w:r>
       <w:proofErr w:type="spellStart"/>
       <w:r>
@@ -3497,14 +3792,7 @@
         <w:rPr>
           <w:color w:val="000000"/>
         </w:rPr>
-        <w:t xml:space="preserve"> model's weaker performance in Section 5.2 is partly because each of the datasets has only a few partitions to learn </w:t>
-      </w:r>
-      <w:r>
-        <w:rPr>
-          <w:color w:val="000000"/>
-        </w:rPr>
-        <w:lastRenderedPageBreak/>
-        <w:t xml:space="preserve">in the mostly-zero feature space. A separate extension experiment was run to determine whether adding information in the form of hand-crafted signals to the TF-IDF representation aids decision making: The signals used were TF-IDF-normalised </w:t>
+        <w:t xml:space="preserve"> model's weaker performance in Section 5.2 is partly because each of the datasets has only a few partitions to learn in the mostly-zero feature space. A separate extension experiment was run to determine whether adding information in the form of hand-crafted signals to the TF-IDF representation aids decision making: The signals used were TF-IDF-normalised </w:t>
       </w:r>
       <w:proofErr w:type="spellStart"/>
       <w:r>
@@ -3603,7 +3891,23 @@
           <w:color w:val="000000"/>
           <w:sz w:val="20"/>
         </w:rPr>
-        <w:t xml:space="preserve"> were added as extensions in order to see if there is a better linear method (Logistic Regression) or a sequentially boosted tree ensemble (</w:t>
+        <w:t xml:space="preserve"> were added as extensions </w:t>
+      </w:r>
+      <w:proofErr w:type="gramStart"/>
+      <w:r>
+        <w:rPr>
+          <w:color w:val="000000"/>
+          <w:sz w:val="20"/>
+        </w:rPr>
+        <w:t>in order to</w:t>
+      </w:r>
+      <w:proofErr w:type="gramEnd"/>
+      <w:r>
+        <w:rPr>
+          <w:color w:val="000000"/>
+          <w:sz w:val="20"/>
+        </w:rPr>
+        <w:t xml:space="preserve"> see if there is a better linear method (Logistic Regression) or a sequentially boosted tree ensemble (</w:t>
       </w:r>
       <w:proofErr w:type="spellStart"/>
       <w:r>
@@ -3694,7 +3998,21 @@
         <w:rPr>
           <w:color w:val="000000"/>
         </w:rPr>
-        <w:t xml:space="preserve"> is a support vector classifier that decides on the boundaries by using a linear boundary. is a learning process that finds a hyperplane that separates out the phishing and legitimate examples and maximises the distance to the closest support vectors in order to make it more robust. The method works quite well for TF-IDF as it can accommodate the high dimensional sparse vectors typically generated by text classifiers and can indulge into learning weights for many informative terms without the use of an expensive nonlinear kernel. The method that was most used to replicate the benchmark was </w:t>
+        <w:t xml:space="preserve"> is a support vector classifier that decides on the boundaries by using a linear boundary. is a learning process that finds a hyperplane that separates out the phishing and legitimate examples and maximises the distance to the closest support vectors </w:t>
+      </w:r>
+      <w:proofErr w:type="gramStart"/>
+      <w:r>
+        <w:rPr>
+          <w:color w:val="000000"/>
+        </w:rPr>
+        <w:t>in order to</w:t>
+      </w:r>
+      <w:proofErr w:type="gramEnd"/>
+      <w:r>
+        <w:rPr>
+          <w:color w:val="000000"/>
+        </w:rPr>
+        <w:t xml:space="preserve"> make it more robust. The method works quite well for TF-IDF as it can accommodate the high dimensional sparse vectors typically generated by text classifiers and can indulge into learning weights for many informative terms without the use of an expensive nonlinear kernel. The method that was most used to replicate the benchmark was </w:t>
       </w:r>
       <w:proofErr w:type="spellStart"/>
       <w:r>
@@ -3739,7 +4057,35 @@
         <w:rPr>
           <w:color w:val="000000"/>
         </w:rPr>
-        <w:t xml:space="preserve">Random Forest is a combination of decision trees that were trained using bootstrap samples. Majority voting: Each tree makes a class prediction and the forest makes a class prediction based upon majority voting. Random feature selection and bootstrap sampling helps to decrease the problem of overfitting, while enabling nonlinear interactions. The 100 estimators were utilized with </w:t>
+        <w:t xml:space="preserve">Random Forest is a combination of decision trees that were trained using bootstrap samples. Majority voting: Each tree makes a class </w:t>
+      </w:r>
+      <w:proofErr w:type="gramStart"/>
+      <w:r>
+        <w:rPr>
+          <w:color w:val="000000"/>
+        </w:rPr>
+        <w:t>prediction</w:t>
+      </w:r>
+      <w:proofErr w:type="gramEnd"/>
+      <w:r>
+        <w:rPr>
+          <w:color w:val="000000"/>
+        </w:rPr>
+        <w:t xml:space="preserve"> and the forest makes a class prediction based upon majority voting. Random feature selection and bootstrap sampling </w:t>
+      </w:r>
+      <w:proofErr w:type="gramStart"/>
+      <w:r>
+        <w:rPr>
+          <w:color w:val="000000"/>
+        </w:rPr>
+        <w:t>helps</w:t>
+      </w:r>
+      <w:proofErr w:type="gramEnd"/>
+      <w:r>
+        <w:rPr>
+          <w:color w:val="000000"/>
+        </w:rPr>
+        <w:t xml:space="preserve"> to decrease the problem of overfitting, while enabling nonlinear interactions. The 100 estimators were utilized with </w:t>
       </w:r>
       <w:proofErr w:type="spellStart"/>
       <w:r>
@@ -3798,7 +4144,49 @@
         <w:rPr>
           <w:color w:val="000000"/>
         </w:rPr>
-        <w:t>A popular probabilistic classifier over word-frequency and TF-IDF features is the multinomial Naive Bayes that calculates the probability in a specific feature in phishing and legitimate classes. I guess its efficiency depends on an assumption of conditional independence: In order to be efficient, the class has to be known and every word within a class has to be independent in terms of representing any relationships between words or the word order. The choice to use MNB was due to its evaluation in [1] and consequences of this assumption are explored in Section 5.1.</w:t>
+        <w:t xml:space="preserve">A popular probabilistic classifier over word-frequency and TF-IDF features is the multinomial Naive Bayes that calculates the probability in a specific feature in phishing and legitimate classes. I guess its efficiency depends on an assumption of conditional independence: </w:t>
+      </w:r>
+      <w:proofErr w:type="gramStart"/>
+      <w:r>
+        <w:rPr>
+          <w:color w:val="000000"/>
+        </w:rPr>
+        <w:t>In order to</w:t>
+      </w:r>
+      <w:proofErr w:type="gramEnd"/>
+      <w:r>
+        <w:rPr>
+          <w:color w:val="000000"/>
+        </w:rPr>
+        <w:t xml:space="preserve"> be efficient, the class </w:t>
+      </w:r>
+      <w:proofErr w:type="gramStart"/>
+      <w:r>
+        <w:rPr>
+          <w:color w:val="000000"/>
+        </w:rPr>
+        <w:t>has to</w:t>
+      </w:r>
+      <w:proofErr w:type="gramEnd"/>
+      <w:r>
+        <w:rPr>
+          <w:color w:val="000000"/>
+        </w:rPr>
+        <w:t xml:space="preserve"> be known and every word within a class </w:t>
+      </w:r>
+      <w:proofErr w:type="gramStart"/>
+      <w:r>
+        <w:rPr>
+          <w:color w:val="000000"/>
+        </w:rPr>
+        <w:t>has to</w:t>
+      </w:r>
+      <w:proofErr w:type="gramEnd"/>
+      <w:r>
+        <w:rPr>
+          <w:color w:val="000000"/>
+        </w:rPr>
+        <w:t xml:space="preserve"> be independent in terms of representing any relationships between words or the word order. The choice to use MNB was due to its evaluation in [1] and consequences of this assumption are explored in Section 5.1.</w:t>
       </w:r>
     </w:p>
     <w:p>
@@ -3815,6 +4203,7 @@
           <w:sz w:val="22"/>
           <w:szCs w:val="22"/>
         </w:rPr>
+        <w:lastRenderedPageBreak/>
         <w:t>3.6.4 Logistic Regression (extension)</w:t>
       </w:r>
       <w:bookmarkEnd w:id="23"/>
@@ -3843,14 +4232,7 @@
         <w:rPr>
           <w:color w:val="000000"/>
         </w:rPr>
-        <w:t xml:space="preserve">. Because it was not evaluated in [1] it was added as an extension </w:t>
-      </w:r>
-      <w:r>
-        <w:rPr>
-          <w:color w:val="000000"/>
-        </w:rPr>
-        <w:lastRenderedPageBreak/>
-        <w:t>to compare the performance of a linear model based on the probability concept with SVC with the same Corpus and Split</w:t>
+        <w:t>. Because it was not evaluated in [1] it was added as an extension to compare the performance of a linear model based on the probability concept with SVC with the same Corpus and Split</w:t>
       </w:r>
       <w:r>
         <w:rPr>
@@ -3929,7 +4311,35 @@
         <w:rPr>
           <w:color w:val="000000"/>
         </w:rPr>
-        <w:t xml:space="preserve"> by a linear classifier. SEDAS was able to use 200 estimators, and its maximum depth was 6 and the learning rate is 0.1. As it was not evaluated in [1] it was included to check a method which was not used in the benchmark as well as to check if boosted-tree partitioning is suitable to the extremely sparse 50 000 dimensional representation used here.</w:t>
+        <w:t xml:space="preserve"> by a linear classifier. SEDAS was able to use 200 estimators, and its maximum depth was </w:t>
+      </w:r>
+      <w:proofErr w:type="gramStart"/>
+      <w:r>
+        <w:rPr>
+          <w:color w:val="000000"/>
+        </w:rPr>
+        <w:t>6</w:t>
+      </w:r>
+      <w:proofErr w:type="gramEnd"/>
+      <w:r>
+        <w:rPr>
+          <w:color w:val="000000"/>
+        </w:rPr>
+        <w:t xml:space="preserve"> and the learning rate is 0.1. As it was not evaluated in [1] it was included to check a method which was not used in the benchmark as well as to check if boosted-tree partitioning is suitable to the extremely sparse </w:t>
+      </w:r>
+      <w:proofErr w:type="gramStart"/>
+      <w:r>
+        <w:rPr>
+          <w:color w:val="000000"/>
+        </w:rPr>
+        <w:t>50 000 dimensional</w:t>
+      </w:r>
+      <w:proofErr w:type="gramEnd"/>
+      <w:r>
+        <w:rPr>
+          <w:color w:val="000000"/>
+        </w:rPr>
+        <w:t xml:space="preserve"> representation used here.</w:t>
       </w:r>
     </w:p>
     <w:p>
@@ -3969,6 +4379,56 @@
     </w:p>
     <w:p>
       <w:pPr>
+        <w:spacing w:before="100" w:after="195" w:line="270" w:lineRule="auto"/>
+        <w:ind w:right="215"/>
+        <w:jc w:val="both"/>
+        <w:rPr>
+          <w:color w:val="000000"/>
+        </w:rPr>
+      </w:pPr>
+    </w:p>
+    <w:p>
+      <w:pPr>
+        <w:spacing w:before="100" w:after="195" w:line="270" w:lineRule="auto"/>
+        <w:ind w:right="215"/>
+        <w:jc w:val="both"/>
+        <w:rPr>
+          <w:color w:val="000000"/>
+        </w:rPr>
+      </w:pPr>
+    </w:p>
+    <w:p>
+      <w:pPr>
+        <w:spacing w:before="100" w:after="195" w:line="270" w:lineRule="auto"/>
+        <w:ind w:right="215"/>
+        <w:jc w:val="both"/>
+        <w:rPr>
+          <w:color w:val="000000"/>
+        </w:rPr>
+      </w:pPr>
+    </w:p>
+    <w:p>
+      <w:pPr>
+        <w:spacing w:before="100" w:after="195" w:line="270" w:lineRule="auto"/>
+        <w:ind w:right="215"/>
+        <w:jc w:val="both"/>
+        <w:rPr>
+          <w:color w:val="000000"/>
+        </w:rPr>
+      </w:pPr>
+    </w:p>
+    <w:p>
+      <w:pPr>
+        <w:spacing w:before="100" w:after="195" w:line="270" w:lineRule="auto"/>
+        <w:ind w:right="215"/>
+        <w:jc w:val="both"/>
+        <w:rPr>
+          <w:color w:val="000000"/>
+        </w:rPr>
+      </w:pPr>
+    </w:p>
+    <w:p>
+      <w:pPr>
         <w:pStyle w:val="Heading2"/>
         <w:spacing w:before="265" w:after="112"/>
         <w:jc w:val="both"/>
@@ -3982,6 +4442,7 @@
           <w:sz w:val="24"/>
           <w:szCs w:val="24"/>
         </w:rPr>
+        <w:lastRenderedPageBreak/>
         <w:t>3.8 Transformer-Based Approach</w:t>
       </w:r>
       <w:bookmarkEnd w:id="26"/>
@@ -4013,7 +4474,7 @@
                     </pic:cNvPicPr>
                   </pic:nvPicPr>
                   <pic:blipFill>
-                    <a:blip r:embed="rId9"/>
+                    <a:blip r:embed="rId10"/>
                     <a:srcRect/>
                     <a:stretch>
                       <a:fillRect/>
@@ -4070,7 +4531,6 @@
           <w:color w:val="000000"/>
           <w:sz w:val="20"/>
         </w:rPr>
-        <w:lastRenderedPageBreak/>
         <w:t xml:space="preserve">A completely different representation is being tried out: TF-IDF is supposed to store a collection of words as a message, removing the order of the words; transformers will store each word as part of a sequence, which means they model different word-sense occurrences of the same word, depending on the </w:t>
       </w:r>
       <w:proofErr w:type="spellStart"/>
@@ -4580,7 +5040,23 @@
                 <w:sz w:val="18"/>
                 <w:szCs w:val="18"/>
               </w:rPr>
-              <w:t>Model quality depends on data volume and compute unavailable in the unit</w:t>
+              <w:t xml:space="preserve">Model quality depends on data volume and </w:t>
+            </w:r>
+            <w:proofErr w:type="gramStart"/>
+            <w:r>
+              <w:rPr>
+                <w:sz w:val="18"/>
+                <w:szCs w:val="18"/>
+              </w:rPr>
+              <w:t>compute</w:t>
+            </w:r>
+            <w:proofErr w:type="gramEnd"/>
+            <w:r>
+              <w:rPr>
+                <w:sz w:val="18"/>
+                <w:szCs w:val="18"/>
+              </w:rPr>
+              <w:t xml:space="preserve"> unavailable in the unit</w:t>
             </w:r>
           </w:p>
         </w:tc>
@@ -4713,6 +5189,7 @@
                 <w:sz w:val="18"/>
                 <w:szCs w:val="18"/>
               </w:rPr>
+              <w:lastRenderedPageBreak/>
               <w:t>R-06</w:t>
             </w:r>
           </w:p>
@@ -4989,7 +5466,6 @@
           <w:sz w:val="24"/>
           <w:szCs w:val="24"/>
         </w:rPr>
-        <w:lastRenderedPageBreak/>
         <w:t>3.10 Evaluation Protocol</w:t>
       </w:r>
       <w:bookmarkEnd w:id="28"/>
@@ -5389,14 +5865,6 @@
           <w:sz w:val="20"/>
         </w:rPr>
         <w:t>.</w:t>
-      </w:r>
-    </w:p>
-    <w:p>
-      <w:pPr>
-        <w:jc w:val="both"/>
-      </w:pPr>
-      <w:r>
-        <w:br w:type="page"/>
       </w:r>
     </w:p>
     <w:p>
@@ -5639,8 +6107,17 @@
                 <w:sz w:val="18"/>
                 <w:szCs w:val="18"/>
               </w:rPr>
-              <w:t>/classify</w:t>
-            </w:r>
+              <w:t>/</w:t>
+            </w:r>
+            <w:proofErr w:type="gramStart"/>
+            <w:r>
+              <w:rPr>
+                <w:sz w:val="18"/>
+                <w:szCs w:val="18"/>
+              </w:rPr>
+              <w:t>classify</w:t>
+            </w:r>
+            <w:proofErr w:type="gramEnd"/>
           </w:p>
         </w:tc>
         <w:tc>
@@ -5721,8 +6198,17 @@
                 <w:sz w:val="18"/>
                 <w:szCs w:val="18"/>
               </w:rPr>
-              <w:t>/health</w:t>
-            </w:r>
+              <w:t>/</w:t>
+            </w:r>
+            <w:proofErr w:type="gramStart"/>
+            <w:r>
+              <w:rPr>
+                <w:sz w:val="18"/>
+                <w:szCs w:val="18"/>
+              </w:rPr>
+              <w:t>health</w:t>
+            </w:r>
+            <w:proofErr w:type="gramEnd"/>
           </w:p>
         </w:tc>
         <w:tc>
@@ -6476,7 +6962,7 @@
           <w:color w:val="000000"/>
           <w:sz w:val="20"/>
         </w:rPr>
-        <w:t xml:space="preserve">The URL verification service consists of two layers that are used in conjunction to verify the URL. The first instantly conducts structural analysis to search for parameters such as the absence of a secure https as well as simple IP host, “@” obfuscation, numerous subdomains, high-risk TLDs and recognized credential-lure words, and offers threat score and easily understood outcomes even when checking a never-seen URL. The other </w:t>
+        <w:t xml:space="preserve">The URL verification service consists of two layers that are used in conjunction to verify the URL. The first </w:t>
       </w:r>
       <w:r>
         <w:rPr>
@@ -6484,7 +6970,23 @@
           <w:sz w:val="20"/>
         </w:rPr>
         <w:lastRenderedPageBreak/>
-        <w:t xml:space="preserve">repository is an append-only trust registry where the content of each record on the repository is used to calculate its SHA-256 hash along with the previous record's at the bottom of the repository, tampering of any previous record is going to break this link, and enable GET /chain/validate to check the complete sequence, and find out if it was tampered with. The verdict resolution also incorporates both layers (previously-reported malicious URLs return blocked irrespective of their current score achieved through the heuristic process) and represents an approach to tamper evidence rather than a decentralised consensus, such as </w:t>
+        <w:t>instantly conducts structural analysis to search for parameters such as the absence of a secure https as well as simple IP host, “@” obfuscation, numerous subdomains, high-risk TLDs and recognized credential-lure words, and offers threat score and easily understood outcomes even when checking a never-seen URL. The other repository is an append-only trust registry where the content of each record on the repository is used to calculate its SHA-256 hash along with the previous record's at the bottom of the repository, tampering of any previous record is going to break this link, and enable GET /chain/validate to check the complete sequence, and find out if it was tampered with. The verdict resolution also incorporates both layers (</w:t>
+      </w:r>
+      <w:proofErr w:type="gramStart"/>
+      <w:r>
+        <w:rPr>
+          <w:color w:val="000000"/>
+          <w:sz w:val="20"/>
+        </w:rPr>
+        <w:t>previously-reported</w:t>
+      </w:r>
+      <w:proofErr w:type="gramEnd"/>
+      <w:r>
+        <w:rPr>
+          <w:color w:val="000000"/>
+          <w:sz w:val="20"/>
+        </w:rPr>
+        <w:t xml:space="preserve"> malicious URLs return blocked irrespective of their current score achieved through the heuristic process) and represents an approach to tamper evidence rather than a decentralised consensus, such as </w:t>
       </w:r>
       <w:proofErr w:type="spellStart"/>
       <w:r>
@@ -6545,7 +7047,21 @@
         <w:rPr>
           <w:szCs w:val="17"/>
         </w:rPr>
-        <w:t>-changing effects of training [4] the quiz endpoint does not show the answer or explanation until submitting the answer, and then immediately provides the answer and explanation on a per-question basis. Risk is re-calculated with an exponentially-weighted moving average (EWMA) after each attempt with a weighting factor of 0.4, making for a smooth weighting of risk with recent work influencing the risk more than older work, but no one result dominating the risk. Risk bands are low – below 33; medium – below 66 and high – at or above 66. There is an intentional polarity between the difficulty of the lesson content and eligibility for risk such that high-risk users get foundational lessons whereas low-risk users get more difficult lessons: a _fallback_ mechanism is used if a lesson does not exist at the desired difficulty level itself, searching multiple lessons or alternative lessons within that same tier (FR-05, FR-06) (content is append only, failure is remedial).</w:t>
+        <w:t xml:space="preserve">-changing effects of training [4] the quiz endpoint does not show the answer or explanation until submitting the answer, and then immediately provides the answer and explanation on a per-question basis. Risk is re-calculated with an </w:t>
+      </w:r>
+      <w:proofErr w:type="gramStart"/>
+      <w:r>
+        <w:rPr>
+          <w:szCs w:val="17"/>
+        </w:rPr>
+        <w:t>exponentially-weighted</w:t>
+      </w:r>
+      <w:proofErr w:type="gramEnd"/>
+      <w:r>
+        <w:rPr>
+          <w:szCs w:val="17"/>
+        </w:rPr>
+        <w:t xml:space="preserve"> moving average (EWMA) after each attempt with a weighting factor of 0.4, making for a smooth weighting of risk with recent work influencing the risk more than older work, but no one result dominating the risk. Risk bands are low – below 33; medium – below 66 and high – at or above 66. There is an intentional polarity between the difficulty of the lesson content and eligibility for risk such that high-risk users get foundational lessons whereas low-risk users get more difficult lessons: a _fallback_ mechanism is used if a lesson does not exist at the desired difficulty level itself, searching multiple lessons or alternative lessons within that same tier (FR-05, FR-06) (content is append only, failure is remedial).</w:t>
       </w:r>
     </w:p>
     <w:p>
@@ -6589,7 +7105,21 @@
         <w:rPr>
           <w:color w:val="000000"/>
         </w:rPr>
-        <w:t>A single demonstration surface is needed by the three services and is provided on the browser interface with detection outcomes and URL verification results, and training progress. On the supervisor's advice – that the web front end should not do detection or evaluation, but rather should message the machine-learning components – it was designed to be very lightweight, and indeed it doesn't do any detection or evaluation logic. The governance layer exists in part: structured records of Quiz attempts, Risk scores, Lesson completions, and Registry records is currently recorded in an append-only way, pending a future capability to query and audit this information, but a production dashboard and Role-Based Access Control has not been configured (FR-07 partial).</w:t>
+        <w:t xml:space="preserve">A single demonstration surface is needed by the three services and is provided on the browser interface with detection outcomes and URL verification results, and training progress. On the supervisor's advice – that the web front end should not do detection or </w:t>
+      </w:r>
+      <w:proofErr w:type="gramStart"/>
+      <w:r>
+        <w:rPr>
+          <w:color w:val="000000"/>
+        </w:rPr>
+        <w:t>evaluation, but</w:t>
+      </w:r>
+      <w:proofErr w:type="gramEnd"/>
+      <w:r>
+        <w:rPr>
+          <w:color w:val="000000"/>
+        </w:rPr>
+        <w:t xml:space="preserve"> rather should message the machine-learning components – it was designed to be very lightweight, and indeed it doesn't do any detection or evaluation logic. The governance layer exists in part: structured records of Quiz attempts, Risk scores, Lesson completions, and Registry records is currently recorded in an append-only way, pending a future capability to query and audit this information, but a production dashboard and Role-Based Access Control has not been configured (FR-07 partial).</w:t>
       </w:r>
     </w:p>
     <w:p>
@@ -7038,6 +7568,7 @@
                 <w:sz w:val="18"/>
                 <w:szCs w:val="18"/>
               </w:rPr>
+              <w:lastRenderedPageBreak/>
               <w:t>Machine learning</w:t>
             </w:r>
           </w:p>
@@ -7358,7 +7889,6 @@
                 <w:sz w:val="18"/>
                 <w:szCs w:val="18"/>
               </w:rPr>
-              <w:lastRenderedPageBreak/>
               <w:t>Integrity</w:t>
             </w:r>
           </w:p>
@@ -7624,7 +8154,39 @@
           <w:sz w:val="21"/>
           <w:szCs w:val="21"/>
         </w:rPr>
-        <w:t>SEDAS was evaluated against the OWASP Top 10 (2021) categories, by manually reviewing all the sources against the automated test suite. The severity is considered to be High, Medium, Resolved (implemented and verified by a test) or Not Applicable (Table 7).</w:t>
+        <w:t xml:space="preserve">SEDAS was evaluated against the OWASP Top 10 (2021) categories, by manually reviewing all the sources against the automated test suite. The severity </w:t>
+      </w:r>
+      <w:proofErr w:type="gramStart"/>
+      <w:r>
+        <w:rPr>
+          <w:sz w:val="21"/>
+          <w:szCs w:val="21"/>
+        </w:rPr>
+        <w:t>is considered to be</w:t>
+      </w:r>
+      <w:proofErr w:type="gramEnd"/>
+      <w:r>
+        <w:rPr>
+          <w:sz w:val="21"/>
+          <w:szCs w:val="21"/>
+        </w:rPr>
+        <w:t xml:space="preserve"> High, Medium, </w:t>
+      </w:r>
+      <w:proofErr w:type="gramStart"/>
+      <w:r>
+        <w:rPr>
+          <w:sz w:val="21"/>
+          <w:szCs w:val="21"/>
+        </w:rPr>
+        <w:t>Resolved</w:t>
+      </w:r>
+      <w:proofErr w:type="gramEnd"/>
+      <w:r>
+        <w:rPr>
+          <w:sz w:val="21"/>
+          <w:szCs w:val="21"/>
+        </w:rPr>
+        <w:t xml:space="preserve"> (implemented and verified by a test) or Not Applicable (Table 7).</w:t>
       </w:r>
     </w:p>
     <w:p>
@@ -9107,7 +9669,23 @@
                 <w:sz w:val="18"/>
                 <w:szCs w:val="18"/>
               </w:rPr>
-              <w:t>Use authentication along with role based access control (institutional SSO as desired state for the future)</w:t>
+              <w:t xml:space="preserve">Use authentication along with </w:t>
+            </w:r>
+            <w:proofErr w:type="gramStart"/>
+            <w:r>
+              <w:rPr>
+                <w:sz w:val="18"/>
+                <w:szCs w:val="18"/>
+              </w:rPr>
+              <w:t>role based</w:t>
+            </w:r>
+            <w:proofErr w:type="gramEnd"/>
+            <w:r>
+              <w:rPr>
+                <w:sz w:val="18"/>
+                <w:szCs w:val="18"/>
+              </w:rPr>
+              <w:t xml:space="preserve"> access control (institutional SSO as desired state for the future)</w:t>
             </w:r>
           </w:p>
         </w:tc>
@@ -9310,6 +9888,7 @@
               <w:t>Only allow CORS from sources that are known to you; Do not allow CORS /docs, and /</w:t>
             </w:r>
             <w:proofErr w:type="spellStart"/>
+            <w:proofErr w:type="gramStart"/>
             <w:r>
               <w:rPr>
                 <w:sz w:val="18"/>
@@ -9318,6 +9897,7 @@
               <w:t>openapi.json</w:t>
             </w:r>
             <w:proofErr w:type="spellEnd"/>
+            <w:proofErr w:type="gramEnd"/>
             <w:r>
               <w:rPr>
                 <w:sz w:val="18"/>
@@ -9614,6 +10194,7 @@
                 <w:sz w:val="18"/>
                 <w:szCs w:val="18"/>
               </w:rPr>
+              <w:lastRenderedPageBreak/>
               <w:t>6</w:t>
             </w:r>
           </w:p>
@@ -9642,6 +10223,7 @@
               <w:t xml:space="preserve">Add a checksum verification step before loading </w:t>
             </w:r>
             <w:proofErr w:type="spellStart"/>
+            <w:proofErr w:type="gramStart"/>
             <w:r>
               <w:rPr>
                 <w:sz w:val="18"/>
@@ -9650,6 +10232,7 @@
               <w:t>model.joblib</w:t>
             </w:r>
             <w:proofErr w:type="spellEnd"/>
+            <w:proofErr w:type="gramEnd"/>
           </w:p>
         </w:tc>
         <w:tc>
@@ -9816,7 +10399,6 @@
           <w:sz w:val="21"/>
           <w:szCs w:val="21"/>
         </w:rPr>
-        <w:lastRenderedPageBreak/>
         <w:t xml:space="preserve">The level of effort needed to accomplish remediation, ranging from easiest to most difficult, is presented in the order listed in Table 9: (restricting CORS, adding dependency scanning and </w:t>
       </w:r>
       <w:proofErr w:type="spellStart"/>
@@ -9833,7 +10415,23 @@
           <w:sz w:val="21"/>
           <w:szCs w:val="21"/>
         </w:rPr>
-        <w:t xml:space="preserve"> of the model file before properly-scoped future work (authentication, logging and rate limiting).</w:t>
+        <w:t xml:space="preserve"> of the model file before </w:t>
+      </w:r>
+      <w:proofErr w:type="gramStart"/>
+      <w:r>
+        <w:rPr>
+          <w:sz w:val="21"/>
+          <w:szCs w:val="21"/>
+        </w:rPr>
+        <w:t>properly-scoped</w:t>
+      </w:r>
+      <w:proofErr w:type="gramEnd"/>
+      <w:r>
+        <w:rPr>
+          <w:sz w:val="21"/>
+          <w:szCs w:val="21"/>
+        </w:rPr>
+        <w:t xml:space="preserve"> future work (authentication, logging and rate limiting).</w:t>
       </w:r>
     </w:p>
     <w:p>
@@ -10209,7 +10807,15 @@
                 <w:sz w:val="18"/>
                 <w:szCs w:val="18"/>
               </w:rPr>
-              <w:t>TU-01</w:t>
+              <w:t>TU-</w:t>
+            </w:r>
+            <w:proofErr w:type="gramStart"/>
+            <w:r>
+              <w:rPr>
+                <w:sz w:val="18"/>
+                <w:szCs w:val="18"/>
+              </w:rPr>
+              <w:t>01</w:t>
             </w:r>
             <w:r>
               <w:rPr>
@@ -10223,7 +10829,15 @@
                 <w:sz w:val="18"/>
                 <w:szCs w:val="18"/>
               </w:rPr>
-              <w:t>TU-03</w:t>
+              <w:t>TU</w:t>
+            </w:r>
+            <w:proofErr w:type="gramEnd"/>
+            <w:r>
+              <w:rPr>
+                <w:sz w:val="18"/>
+                <w:szCs w:val="18"/>
+              </w:rPr>
+              <w:t>-03</w:t>
             </w:r>
           </w:p>
         </w:tc>
@@ -10537,7 +11151,21 @@
         <w:rPr>
           <w:color w:val="000000"/>
         </w:rPr>
-        <w:t>For each module (TD detection, TU URL verification, TT training, TS security), we have tests (total 23) which are stable in identifier, and are organised in a layered way, which is traced back to the requirements. Both the success variants and failure variants are tested – (negative testing – malformed data, unknown resources, injection like values), is important as a suites that only tests the “happy path” reveals little about behaviour under misuse. The suite is executed on every push with GitHub Actions, and it executes without problems missing the locally trained model when it is not present in version control (which would be for model-free suites), but for those requiring the model it does run as well without any hiccups.</w:t>
+        <w:t xml:space="preserve">For each module (TD detection, TU URL verification, TT training, TS security), we have tests (total 23) which are stable in identifier, and are organised in a layered way, which is traced back to the requirements. Both the success variants and failure variants are tested – (negative testing – malformed data, unknown resources, injection like values), is important as a </w:t>
+      </w:r>
+      <w:proofErr w:type="gramStart"/>
+      <w:r>
+        <w:rPr>
+          <w:color w:val="000000"/>
+        </w:rPr>
+        <w:t>suites</w:t>
+      </w:r>
+      <w:proofErr w:type="gramEnd"/>
+      <w:r>
+        <w:rPr>
+          <w:color w:val="000000"/>
+        </w:rPr>
+        <w:t xml:space="preserve"> that only tests the “happy path” reveals little about behaviour under misuse. The suite is executed on every push with GitHub Actions, and it executes without problems missing the locally trained model when it is not present in version control (which would be for model-free suites), but for those requiring the model it does run as well without any hiccups.</w:t>
       </w:r>
     </w:p>
     <w:p>
@@ -10572,7 +11200,39 @@
           <w:color w:val="000000"/>
           <w:sz w:val="20"/>
         </w:rPr>
-        <w:t>A set of executable evidence is used to validations the controls in the security suite. TS-01 posts a URL with SQL metacharacters, and makes sure the registry is still up and the hash chain still matches — thus, parameterised queries did not execute the SQL provided in the post. TS-04: Requests a quiz, and states there is no right answer or explanation in the answer - i.e., no answer key retrieval pre-submission. TS-06 incorporates several entries to the registry, and then revalidates the entire chain with the assumption that the relationship of the hashes would remain constant with repeated writes – not just for a single record. When combined these allow for some tangible proof of persistence, secure disclosure and tamper evident.</w:t>
+        <w:t xml:space="preserve">A set of executable evidence is used to validations the controls in the security suite. TS-01 posts a URL with SQL metacharacters, and makes sure the registry is still </w:t>
+      </w:r>
+      <w:proofErr w:type="gramStart"/>
+      <w:r>
+        <w:rPr>
+          <w:color w:val="000000"/>
+          <w:sz w:val="20"/>
+        </w:rPr>
+        <w:t>up</w:t>
+      </w:r>
+      <w:proofErr w:type="gramEnd"/>
+      <w:r>
+        <w:rPr>
+          <w:color w:val="000000"/>
+          <w:sz w:val="20"/>
+        </w:rPr>
+        <w:t xml:space="preserve"> and the hash chain still matches — thus, parameterised queries did not execute the SQL provided in the post. TS-04: Requests a quiz, and states there is no right answer or explanation in the answer - i.e., no answer key retrieval pre-submission. TS-06 incorporates several entries to the </w:t>
+      </w:r>
+      <w:proofErr w:type="gramStart"/>
+      <w:r>
+        <w:rPr>
+          <w:color w:val="000000"/>
+          <w:sz w:val="20"/>
+        </w:rPr>
+        <w:t>registry, and</w:t>
+      </w:r>
+      <w:proofErr w:type="gramEnd"/>
+      <w:r>
+        <w:rPr>
+          <w:color w:val="000000"/>
+          <w:sz w:val="20"/>
+        </w:rPr>
+        <w:t xml:space="preserve"> then revalidates the entire chain with the assumption that the relationship of the hashes would remain constant with repeated writes – not just for a single record. When combined these allow for some tangible proof of persistence, secure disclosure and tamper evident.</w:t>
       </w:r>
     </w:p>
     <w:p>
@@ -10589,6 +11249,7 @@
           <w:sz w:val="22"/>
           <w:szCs w:val="22"/>
         </w:rPr>
+        <w:lastRenderedPageBreak/>
         <w:t>4.7.3 Defect identified through testing</w:t>
       </w:r>
       <w:bookmarkEnd w:id="39"/>
@@ -10615,19 +11276,7 @@
       </w:r>
       <w:proofErr w:type="spellEnd"/>
       <w:r>
-        <w:t xml:space="preserve">). This is an example of using test as a discovery process, not a "confirm" process; even though the services are </w:t>
-      </w:r>
-      <w:r>
-        <w:lastRenderedPageBreak/>
-        <w:t>running in different processes, they could name their modules the same and cause silent coupling in the shared test process.</w:t>
-      </w:r>
-    </w:p>
-    <w:p>
-      <w:pPr>
-        <w:jc w:val="both"/>
-      </w:pPr>
-      <w:r>
-        <w:br w:type="page"/>
+        <w:t>). This is an example of using test as a discovery process, not a "confirm" process; even though the services are running in different processes, they could name their modules the same and cause silent coupling in the shared test process.</w:t>
       </w:r>
     </w:p>
     <w:p>
@@ -10645,7 +11294,6 @@
           <w:sz w:val="28"/>
           <w:szCs w:val="28"/>
         </w:rPr>
-        <w:lastRenderedPageBreak/>
         <w:t>5. Results and Discussion</w:t>
       </w:r>
       <w:bookmarkEnd w:id="40"/>
@@ -11344,6 +11992,36 @@
       <w:pPr>
         <w:spacing w:before="70" w:after="195"/>
         <w:jc w:val="both"/>
+      </w:pPr>
+    </w:p>
+    <w:p>
+      <w:pPr>
+        <w:spacing w:before="70" w:after="195"/>
+        <w:jc w:val="both"/>
+      </w:pPr>
+    </w:p>
+    <w:p>
+      <w:pPr>
+        <w:spacing w:before="70" w:after="195"/>
+        <w:jc w:val="both"/>
+      </w:pPr>
+    </w:p>
+    <w:p>
+      <w:pPr>
+        <w:spacing w:before="70" w:after="195"/>
+        <w:jc w:val="both"/>
+      </w:pPr>
+    </w:p>
+    <w:p>
+      <w:pPr>
+        <w:spacing w:before="70" w:after="195"/>
+        <w:jc w:val="both"/>
+      </w:pPr>
+    </w:p>
+    <w:p>
+      <w:pPr>
+        <w:spacing w:before="70" w:after="195"/>
+        <w:jc w:val="both"/>
         <w:rPr>
           <w:i/>
           <w:iCs/>
@@ -11360,9 +12038,11 @@
           <w:sz w:val="18"/>
           <w:szCs w:val="18"/>
         </w:rPr>
+        <w:lastRenderedPageBreak/>
         <w:t xml:space="preserve">Table 12: </w:t>
       </w:r>
       <w:proofErr w:type="spellStart"/>
+      <w:proofErr w:type="gramStart"/>
       <w:r>
         <w:rPr>
           <w:i/>
@@ -11374,6 +12054,7 @@
         <w:t>Five fold</w:t>
       </w:r>
       <w:proofErr w:type="spellEnd"/>
+      <w:proofErr w:type="gramEnd"/>
       <w:r>
         <w:rPr>
           <w:i/>
@@ -11382,8 +12063,9 @@
           <w:sz w:val="18"/>
           <w:szCs w:val="18"/>
         </w:rPr>
-        <w:t xml:space="preserve"> stratified cross validation, mean ± standard deviation, seed=42) confirms that the numbers given in the single-split case in Table 11 are good cross validation numbers. One can compare SVC and its next best competitor (Random Forest) with the help of paired t test; in this case, there are five folds t = 16.60 and p = 0.0001</w:t>
-      </w:r>
+        <w:t xml:space="preserve"> stratified cross validation, mean ± standard deviation, seed=42) confirms that the numbers given in the single-split case in Table 11 are good cross validation numbers. One can compare SVC and its next best competitor (Random Forest) with the help of paired t test; in this case, there are five folds t = 16.60 and p = </w:t>
+      </w:r>
+      <w:proofErr w:type="gramStart"/>
       <w:r>
         <w:rPr>
           <w:i/>
@@ -11392,7 +12074,7 @@
           <w:sz w:val="18"/>
           <w:szCs w:val="18"/>
         </w:rPr>
-        <w:t>.</w:t>
+        <w:t>0.0001</w:t>
       </w:r>
       <w:r>
         <w:rPr>
@@ -11404,6 +12086,17 @@
         </w:rPr>
         <w:t>.</w:t>
       </w:r>
+      <w:r>
+        <w:rPr>
+          <w:i/>
+          <w:iCs/>
+          <w:color w:val="555555"/>
+          <w:sz w:val="18"/>
+          <w:szCs w:val="18"/>
+        </w:rPr>
+        <w:t>.</w:t>
+      </w:r>
+      <w:proofErr w:type="gramEnd"/>
     </w:p>
     <w:p>
       <w:pPr>
@@ -11883,7 +12576,6 @@
         <w:rPr>
           <w:noProof/>
         </w:rPr>
-        <w:lastRenderedPageBreak/>
         <w:drawing>
           <wp:inline distT="0" distB="0" distL="0" distR="0" wp14:anchorId="7B430680" wp14:editId="555D4D31">
             <wp:extent cx="5476875" cy="3009900"/>
@@ -11902,7 +12594,7 @@
                     </pic:cNvPicPr>
                   </pic:nvPicPr>
                   <pic:blipFill>
-                    <a:blip r:embed="rId10"/>
+                    <a:blip r:embed="rId11"/>
                     <a:srcRect/>
                     <a:stretch>
                       <a:fillRect/>
@@ -11991,7 +12683,31 @@
           <w:color w:val="000000"/>
           <w:sz w:val="20"/>
         </w:rPr>
-        <w:t xml:space="preserve"> with 97.56 % accuracy are not the best result in the base paper, therefore the replication doesn't have any contribution in itself, but serves as a good base line.</w:t>
+        <w:t xml:space="preserve"> with 97.56 % accuracy are not the </w:t>
+      </w:r>
+      <w:r>
+        <w:rPr>
+          <w:color w:val="000000"/>
+          <w:sz w:val="20"/>
+        </w:rPr>
+        <w:lastRenderedPageBreak/>
+        <w:t xml:space="preserve">best result in the base paper, therefore the replication doesn't have any </w:t>
+      </w:r>
+      <w:proofErr w:type="gramStart"/>
+      <w:r>
+        <w:rPr>
+          <w:color w:val="000000"/>
+          <w:sz w:val="20"/>
+        </w:rPr>
+        <w:t>contribution in itself, but</w:t>
+      </w:r>
+      <w:proofErr w:type="gramEnd"/>
+      <w:r>
+        <w:rPr>
+          <w:color w:val="000000"/>
+          <w:sz w:val="20"/>
+        </w:rPr>
+        <w:t xml:space="preserve"> serves as a good base line.</w:t>
       </w:r>
     </w:p>
     <w:p>
@@ -12743,7 +13459,29 @@
           <w:sz w:val="18"/>
           <w:szCs w:val="18"/>
         </w:rPr>
-        <w:t xml:space="preserve"> between precision-recall, but this may be acceptable with regard to the Multinomial Naive Bayes.</w:t>
+        <w:t xml:space="preserve"> between precision-recall, but this may be acceptable </w:t>
+      </w:r>
+      <w:proofErr w:type="gramStart"/>
+      <w:r>
+        <w:rPr>
+          <w:i/>
+          <w:iCs/>
+          <w:color w:val="555555"/>
+          <w:sz w:val="18"/>
+          <w:szCs w:val="18"/>
+        </w:rPr>
+        <w:t>with regard to</w:t>
+      </w:r>
+      <w:proofErr w:type="gramEnd"/>
+      <w:r>
+        <w:rPr>
+          <w:i/>
+          <w:iCs/>
+          <w:color w:val="555555"/>
+          <w:sz w:val="18"/>
+          <w:szCs w:val="18"/>
+        </w:rPr>
+        <w:t xml:space="preserve"> the Multinomial Naive Bayes.</w:t>
       </w:r>
     </w:p>
     <w:tbl>
@@ -13661,7 +14399,7 @@
                     </pic:cNvPicPr>
                   </pic:nvPicPr>
                   <pic:blipFill>
-                    <a:blip r:embed="rId11"/>
+                    <a:blip r:embed="rId12"/>
                     <a:srcRect/>
                     <a:stretch>
                       <a:fillRect/>
@@ -13698,6 +14436,7 @@
         </w:rPr>
         <w:t xml:space="preserve">Figure 5: </w:t>
       </w:r>
+      <w:proofErr w:type="gramStart"/>
       <w:r>
         <w:rPr>
           <w:i/>
@@ -13706,8 +14445,9 @@
           <w:sz w:val="18"/>
           <w:szCs w:val="18"/>
         </w:rPr>
-        <w:t>Multiple-metrics are used to do metric level comparison for the three replicate methods</w:t>
-      </w:r>
+        <w:t>Multiple-metrics</w:t>
+      </w:r>
+      <w:proofErr w:type="gramEnd"/>
       <w:r>
         <w:rPr>
           <w:i/>
@@ -13716,6 +14456,16 @@
           <w:sz w:val="18"/>
           <w:szCs w:val="18"/>
         </w:rPr>
+        <w:t xml:space="preserve"> are used to do metric level comparison for the three replicate methods</w:t>
+      </w:r>
+      <w:r>
+        <w:rPr>
+          <w:i/>
+          <w:iCs/>
+          <w:color w:val="555555"/>
+          <w:sz w:val="18"/>
+          <w:szCs w:val="18"/>
+        </w:rPr>
         <w:t>.</w:t>
       </w:r>
     </w:p>
@@ -13728,6 +14478,7 @@
         <w:rPr>
           <w:noProof/>
         </w:rPr>
+        <w:lastRenderedPageBreak/>
         <w:drawing>
           <wp:inline distT="0" distB="0" distL="0" distR="0" wp14:anchorId="1F13D14C" wp14:editId="56510402">
             <wp:extent cx="5715000" cy="1600200"/>
@@ -13746,7 +14497,7 @@
                     </pic:cNvPicPr>
                   </pic:nvPicPr>
                   <pic:blipFill>
-                    <a:blip r:embed="rId12"/>
+                    <a:blip r:embed="rId13"/>
                     <a:srcRect/>
                     <a:stretch>
                       <a:fillRect/>
@@ -14695,7 +15446,6 @@
         <w:rPr>
           <w:noProof/>
         </w:rPr>
-        <w:lastRenderedPageBreak/>
         <w:drawing>
           <wp:inline distT="0" distB="0" distL="0" distR="0" wp14:anchorId="7D13B1CA" wp14:editId="77989641">
             <wp:extent cx="5715000" cy="2181225"/>
@@ -14714,7 +15464,7 @@
                     </pic:cNvPicPr>
                   </pic:nvPicPr>
                   <pic:blipFill>
-                    <a:blip r:embed="rId13"/>
+                    <a:blip r:embed="rId14"/>
                     <a:srcRect/>
                     <a:stretch>
                       <a:fillRect/>
@@ -14771,6 +15521,7 @@
           <w:color w:val="000000"/>
           <w:sz w:val="20"/>
         </w:rPr>
+        <w:lastRenderedPageBreak/>
         <w:t xml:space="preserve">These operational metrics (also for the false positive rate and number of absolute errors) are a contribution over cluster results from [1] which only report the aggregate classification metrics (full confusion matrices). Not certain about whether they have justifiable pros and cons, but equivalently, </w:t>
       </w:r>
       <w:proofErr w:type="spellStart"/>
@@ -14787,7 +15538,23 @@
           <w:color w:val="000000"/>
           <w:sz w:val="20"/>
         </w:rPr>
-        <w:t xml:space="preserve"> has an unrealistic high indicator for False Positives (4.09%) and Naive Bayes, it has a high value when it comes to attacks missed (349) but a low one when it comes to False Positive (0.98%). SVC rejects both failure modes, and can decide on model selection that will lead to consequences that are institutional more so than based on F1 alone.</w:t>
+        <w:t xml:space="preserve"> has an unrealistic high indicator for False Positives (4.09%) and Naive Bayes, it has a high value when it comes to attacks missed (349) but a low one when it comes to False Positive (0.98%). SVC rejects both failure </w:t>
+      </w:r>
+      <w:proofErr w:type="gramStart"/>
+      <w:r>
+        <w:rPr>
+          <w:color w:val="000000"/>
+          <w:sz w:val="20"/>
+        </w:rPr>
+        <w:t>modes, and</w:t>
+      </w:r>
+      <w:proofErr w:type="gramEnd"/>
+      <w:r>
+        <w:rPr>
+          <w:color w:val="000000"/>
+          <w:sz w:val="20"/>
+        </w:rPr>
+        <w:t xml:space="preserve"> can decide on model selection that will lead to consequences that are institutional more so than based on F1 alone.</w:t>
       </w:r>
     </w:p>
     <w:p>
@@ -15394,7 +16161,7 @@
     </w:p>
     <w:tbl>
       <w:tblPr>
-        <w:tblW w:w="9200" w:type="dxa"/>
+        <w:tblW w:w="9240" w:type="dxa"/>
         <w:tblBorders>
           <w:top w:val="single" w:sz="4" w:space="0" w:color="auto"/>
           <w:left w:val="single" w:sz="4" w:space="0" w:color="auto"/>
@@ -15406,16 +16173,19 @@
         <w:tblLook w:val="04A0" w:firstRow="1" w:lastRow="0" w:firstColumn="1" w:lastColumn="0" w:noHBand="0" w:noVBand="1"/>
       </w:tblPr>
       <w:tblGrid>
-        <w:gridCol w:w="1865"/>
-        <w:gridCol w:w="1828"/>
-        <w:gridCol w:w="1827"/>
-        <w:gridCol w:w="1823"/>
-        <w:gridCol w:w="1857"/>
+        <w:gridCol w:w="1848"/>
+        <w:gridCol w:w="1848"/>
+        <w:gridCol w:w="1848"/>
+        <w:gridCol w:w="1848"/>
+        <w:gridCol w:w="1848"/>
       </w:tblGrid>
       <w:tr>
-        <w:tc>
-          <w:tcPr>
-            <w:tcW w:w="1865" w:type="dxa"/>
+        <w:trPr>
+          <w:trHeight w:val="462"/>
+        </w:trPr>
+        <w:tc>
+          <w:tcPr>
+            <w:tcW w:w="1848" w:type="dxa"/>
             <w:shd w:val="clear" w:color="auto" w:fill="1F4E5F"/>
           </w:tcPr>
           <w:p>
@@ -15434,7 +16204,7 @@
         </w:tc>
         <w:tc>
           <w:tcPr>
-            <w:tcW w:w="1828" w:type="dxa"/>
+            <w:tcW w:w="1848" w:type="dxa"/>
             <w:shd w:val="clear" w:color="auto" w:fill="1F4E5F"/>
           </w:tcPr>
           <w:p>
@@ -15453,7 +16223,7 @@
         </w:tc>
         <w:tc>
           <w:tcPr>
-            <w:tcW w:w="1827" w:type="dxa"/>
+            <w:tcW w:w="1848" w:type="dxa"/>
             <w:shd w:val="clear" w:color="auto" w:fill="1F4E5F"/>
           </w:tcPr>
           <w:p>
@@ -15472,7 +16242,7 @@
         </w:tc>
         <w:tc>
           <w:tcPr>
-            <w:tcW w:w="1823" w:type="dxa"/>
+            <w:tcW w:w="1848" w:type="dxa"/>
             <w:shd w:val="clear" w:color="auto" w:fill="1F4E5F"/>
           </w:tcPr>
           <w:p>
@@ -15491,7 +16261,7 @@
         </w:tc>
         <w:tc>
           <w:tcPr>
-            <w:tcW w:w="1857" w:type="dxa"/>
+            <w:tcW w:w="1848" w:type="dxa"/>
             <w:shd w:val="clear" w:color="auto" w:fill="1F4E5F"/>
           </w:tcPr>
           <w:p>
@@ -15510,9 +16280,12 @@
         </w:tc>
       </w:tr>
       <w:tr>
-        <w:tc>
-          <w:tcPr>
-            <w:tcW w:w="1865" w:type="dxa"/>
+        <w:trPr>
+          <w:trHeight w:val="462"/>
+        </w:trPr>
+        <w:tc>
+          <w:tcPr>
+            <w:tcW w:w="1848" w:type="dxa"/>
           </w:tcPr>
           <w:p>
             <w:pPr>
@@ -15528,7 +16301,7 @@
         </w:tc>
         <w:tc>
           <w:tcPr>
-            <w:tcW w:w="1828" w:type="dxa"/>
+            <w:tcW w:w="1848" w:type="dxa"/>
           </w:tcPr>
           <w:p>
             <w:pPr>
@@ -15544,7 +16317,7 @@
         </w:tc>
         <w:tc>
           <w:tcPr>
-            <w:tcW w:w="1827" w:type="dxa"/>
+            <w:tcW w:w="1848" w:type="dxa"/>
           </w:tcPr>
           <w:p>
             <w:pPr>
@@ -15560,7 +16333,7 @@
         </w:tc>
         <w:tc>
           <w:tcPr>
-            <w:tcW w:w="1823" w:type="dxa"/>
+            <w:tcW w:w="1848" w:type="dxa"/>
           </w:tcPr>
           <w:p>
             <w:pPr>
@@ -15576,7 +16349,7 @@
         </w:tc>
         <w:tc>
           <w:tcPr>
-            <w:tcW w:w="1857" w:type="dxa"/>
+            <w:tcW w:w="1848" w:type="dxa"/>
           </w:tcPr>
           <w:p>
             <w:pPr>
@@ -15592,9 +16365,12 @@
         </w:tc>
       </w:tr>
       <w:tr>
-        <w:tc>
-          <w:tcPr>
-            <w:tcW w:w="1865" w:type="dxa"/>
+        <w:trPr>
+          <w:trHeight w:val="462"/>
+        </w:trPr>
+        <w:tc>
+          <w:tcPr>
+            <w:tcW w:w="1848" w:type="dxa"/>
             <w:shd w:val="clear" w:color="auto" w:fill="F4F8FA"/>
           </w:tcPr>
           <w:p>
@@ -15611,7 +16387,7 @@
         </w:tc>
         <w:tc>
           <w:tcPr>
-            <w:tcW w:w="1828" w:type="dxa"/>
+            <w:tcW w:w="1848" w:type="dxa"/>
             <w:shd w:val="clear" w:color="auto" w:fill="F4F8FA"/>
           </w:tcPr>
           <w:p>
@@ -15628,7 +16404,7 @@
         </w:tc>
         <w:tc>
           <w:tcPr>
-            <w:tcW w:w="1827" w:type="dxa"/>
+            <w:tcW w:w="1848" w:type="dxa"/>
             <w:shd w:val="clear" w:color="auto" w:fill="F4F8FA"/>
           </w:tcPr>
           <w:p>
@@ -15645,7 +16421,7 @@
         </w:tc>
         <w:tc>
           <w:tcPr>
-            <w:tcW w:w="1823" w:type="dxa"/>
+            <w:tcW w:w="1848" w:type="dxa"/>
             <w:shd w:val="clear" w:color="auto" w:fill="F4F8FA"/>
           </w:tcPr>
           <w:p>
@@ -15662,7 +16438,7 @@
         </w:tc>
         <w:tc>
           <w:tcPr>
-            <w:tcW w:w="1857" w:type="dxa"/>
+            <w:tcW w:w="1848" w:type="dxa"/>
             <w:shd w:val="clear" w:color="auto" w:fill="F4F8FA"/>
           </w:tcPr>
           <w:p>
@@ -15679,9 +16455,12 @@
         </w:tc>
       </w:tr>
       <w:tr>
-        <w:tc>
-          <w:tcPr>
-            <w:tcW w:w="1865" w:type="dxa"/>
+        <w:trPr>
+          <w:trHeight w:val="462"/>
+        </w:trPr>
+        <w:tc>
+          <w:tcPr>
+            <w:tcW w:w="1848" w:type="dxa"/>
           </w:tcPr>
           <w:p>
             <w:pPr>
@@ -15697,7 +16476,7 @@
         </w:tc>
         <w:tc>
           <w:tcPr>
-            <w:tcW w:w="1828" w:type="dxa"/>
+            <w:tcW w:w="1848" w:type="dxa"/>
           </w:tcPr>
           <w:p>
             <w:pPr>
@@ -15713,7 +16492,7 @@
         </w:tc>
         <w:tc>
           <w:tcPr>
-            <w:tcW w:w="1827" w:type="dxa"/>
+            <w:tcW w:w="1848" w:type="dxa"/>
           </w:tcPr>
           <w:p>
             <w:pPr>
@@ -15729,7 +16508,7 @@
         </w:tc>
         <w:tc>
           <w:tcPr>
-            <w:tcW w:w="1823" w:type="dxa"/>
+            <w:tcW w:w="1848" w:type="dxa"/>
           </w:tcPr>
           <w:p>
             <w:pPr>
@@ -15745,7 +16524,7 @@
         </w:tc>
         <w:tc>
           <w:tcPr>
-            <w:tcW w:w="1857" w:type="dxa"/>
+            <w:tcW w:w="1848" w:type="dxa"/>
           </w:tcPr>
           <w:p>
             <w:pPr>
@@ -15761,9 +16540,12 @@
         </w:tc>
       </w:tr>
       <w:tr>
-        <w:tc>
-          <w:tcPr>
-            <w:tcW w:w="1865" w:type="dxa"/>
+        <w:trPr>
+          <w:trHeight w:val="462"/>
+        </w:trPr>
+        <w:tc>
+          <w:tcPr>
+            <w:tcW w:w="1848" w:type="dxa"/>
             <w:shd w:val="clear" w:color="auto" w:fill="F4F8FA"/>
           </w:tcPr>
           <w:p>
@@ -15780,7 +16562,7 @@
         </w:tc>
         <w:tc>
           <w:tcPr>
-            <w:tcW w:w="1828" w:type="dxa"/>
+            <w:tcW w:w="1848" w:type="dxa"/>
             <w:shd w:val="clear" w:color="auto" w:fill="F4F8FA"/>
           </w:tcPr>
           <w:p>
@@ -15797,7 +16579,7 @@
         </w:tc>
         <w:tc>
           <w:tcPr>
-            <w:tcW w:w="1827" w:type="dxa"/>
+            <w:tcW w:w="1848" w:type="dxa"/>
             <w:shd w:val="clear" w:color="auto" w:fill="F4F8FA"/>
           </w:tcPr>
           <w:p>
@@ -15814,7 +16596,7 @@
         </w:tc>
         <w:tc>
           <w:tcPr>
-            <w:tcW w:w="1823" w:type="dxa"/>
+            <w:tcW w:w="1848" w:type="dxa"/>
             <w:shd w:val="clear" w:color="auto" w:fill="F4F8FA"/>
           </w:tcPr>
           <w:p>
@@ -15831,7 +16613,7 @@
         </w:tc>
         <w:tc>
           <w:tcPr>
-            <w:tcW w:w="1857" w:type="dxa"/>
+            <w:tcW w:w="1848" w:type="dxa"/>
             <w:shd w:val="clear" w:color="auto" w:fill="F4F8FA"/>
           </w:tcPr>
           <w:p>
@@ -15848,9 +16630,12 @@
         </w:tc>
       </w:tr>
       <w:tr>
-        <w:tc>
-          <w:tcPr>
-            <w:tcW w:w="1865" w:type="dxa"/>
+        <w:trPr>
+          <w:trHeight w:val="462"/>
+        </w:trPr>
+        <w:tc>
+          <w:tcPr>
+            <w:tcW w:w="1848" w:type="dxa"/>
           </w:tcPr>
           <w:p>
             <w:pPr>
@@ -15860,14 +16645,13 @@
               <w:rPr>
                 <w:sz w:val="19"/>
               </w:rPr>
-              <w:lastRenderedPageBreak/>
               <w:t>SVC tuned (C=2.0)</w:t>
             </w:r>
           </w:p>
         </w:tc>
         <w:tc>
           <w:tcPr>
-            <w:tcW w:w="1828" w:type="dxa"/>
+            <w:tcW w:w="1848" w:type="dxa"/>
           </w:tcPr>
           <w:p>
             <w:pPr>
@@ -15883,7 +16667,7 @@
         </w:tc>
         <w:tc>
           <w:tcPr>
-            <w:tcW w:w="1827" w:type="dxa"/>
+            <w:tcW w:w="1848" w:type="dxa"/>
           </w:tcPr>
           <w:p>
             <w:pPr>
@@ -15899,7 +16683,7 @@
         </w:tc>
         <w:tc>
           <w:tcPr>
-            <w:tcW w:w="1823" w:type="dxa"/>
+            <w:tcW w:w="1848" w:type="dxa"/>
           </w:tcPr>
           <w:p>
             <w:pPr>
@@ -15915,7 +16699,7 @@
         </w:tc>
         <w:tc>
           <w:tcPr>
-            <w:tcW w:w="1857" w:type="dxa"/>
+            <w:tcW w:w="1848" w:type="dxa"/>
           </w:tcPr>
           <w:p>
             <w:pPr>
@@ -15973,8 +16757,42 @@
           <w:sz w:val="18"/>
           <w:szCs w:val="18"/>
         </w:rPr>
-        <w:t>The parameters that are searched for SVC are shown. The optimum value is 0.018 points greater than default and they should be between 0.285 F1 points more or less</w:t>
-      </w:r>
+        <w:t xml:space="preserve">The parameters that are searched for SVC are shown. The optimum value is 0.018 points greater than </w:t>
+      </w:r>
+      <w:proofErr w:type="gramStart"/>
+      <w:r>
+        <w:rPr>
+          <w:i/>
+          <w:iCs/>
+          <w:color w:val="555555"/>
+          <w:sz w:val="18"/>
+          <w:szCs w:val="18"/>
+        </w:rPr>
+        <w:t>default</w:t>
+      </w:r>
+      <w:proofErr w:type="gramEnd"/>
+      <w:r>
+        <w:rPr>
+          <w:i/>
+          <w:iCs/>
+          <w:color w:val="555555"/>
+          <w:sz w:val="18"/>
+          <w:szCs w:val="18"/>
+        </w:rPr>
+        <w:t xml:space="preserve"> and they should be between 0.285 F1 </w:t>
+      </w:r>
+      <w:proofErr w:type="gramStart"/>
+      <w:r>
+        <w:rPr>
+          <w:i/>
+          <w:iCs/>
+          <w:color w:val="555555"/>
+          <w:sz w:val="18"/>
+          <w:szCs w:val="18"/>
+        </w:rPr>
+        <w:t>points more or less</w:t>
+      </w:r>
+      <w:proofErr w:type="gramEnd"/>
       <w:r>
         <w:rPr>
           <w:i/>
@@ -16262,6 +17080,7 @@
                 <w:sz w:val="18"/>
                 <w:szCs w:val="18"/>
               </w:rPr>
+              <w:lastRenderedPageBreak/>
               <w:t>0.5</w:t>
             </w:r>
           </w:p>
@@ -16631,7 +17450,7 @@
                     </pic:cNvPicPr>
                   </pic:nvPicPr>
                   <pic:blipFill>
-                    <a:blip r:embed="rId14"/>
+                    <a:blip r:embed="rId15"/>
                     <a:srcRect/>
                     <a:stretch>
                       <a:fillRect/>
@@ -16708,15 +17527,40 @@
           <w:color w:val="000000"/>
           <w:sz w:val="20"/>
         </w:rPr>
-        <w:t>Four different Optimisation Strategies are compared with the 99.16% SVC but none of the figures can be considered significantly better. Likewise, when compared with the others 3 feature engineering, equal weight ensemble was the only one that was significantly worse (p=0.0008) while the other others were not significantly different from each other (engineered features p=0.1217, weighted ensemble p=0.3139, tuned SVC p=0.3139). All of the results have small magnitude (0.04 point). Using the base model (TF-IDF + linear SVC), a good work can even be done in this task.</w:t>
-      </w:r>
+        <w:t xml:space="preserve">Four different Optimisation Strategies are compared with the 99.16% SVC but none of the figures can be considered significantly better. Likewise, when compared with the others 3 feature engineering, equal weight ensemble was the only one that was significantly worse (p=0.0008) while the other others were not significantly different from each other (engineered features p=0.1217, weighted ensemble p=0.3139, tuned SVC p=0.3139). </w:t>
+      </w:r>
+      <w:proofErr w:type="gramStart"/>
       <w:r>
         <w:rPr>
           <w:color w:val="000000"/>
           <w:sz w:val="20"/>
         </w:rPr>
+        <w:t>All of</w:t>
+      </w:r>
+      <w:proofErr w:type="gramEnd"/>
+      <w:r>
+        <w:rPr>
+          <w:color w:val="000000"/>
+          <w:sz w:val="20"/>
+        </w:rPr>
+        <w:t xml:space="preserve"> the results have small magnitude (0.04 point). Using the base model (TF-IDF + linear SVC), a good work can even be done in this </w:t>
+      </w:r>
+      <w:proofErr w:type="gramStart"/>
+      <w:r>
+        <w:rPr>
+          <w:color w:val="000000"/>
+          <w:sz w:val="20"/>
+        </w:rPr>
+        <w:t>task.</w:t>
+      </w:r>
+      <w:r>
+        <w:rPr>
+          <w:color w:val="000000"/>
+          <w:sz w:val="20"/>
+        </w:rPr>
         <w:t>.</w:t>
       </w:r>
+      <w:proofErr w:type="gramEnd"/>
     </w:p>
     <w:p>
       <w:pPr>
@@ -16732,13 +17576,29 @@
           <w:color w:val="000000"/>
           <w:sz w:val="20"/>
         </w:rPr>
-        <w:t>TF-IDF already does consider the discriminating features themselves through the features they engineered (URL count, capital ratio, keyword counts) so it didn't offer any signal. This situation occurs when one vote is given to SVC, in such case it will be considered that both the learners are agreed, the ensemble will be worse and the weaker learner (Random Forest) will overpower the learning of SVC. Thus, there isn't any automatic answer, just a better out of two modes which might be achieved by awarding the majority voting</w:t>
-      </w:r>
+        <w:t xml:space="preserve">TF-IDF already does consider the discriminating features themselves through the features they engineered (URL count, capital ratio, keyword counts) so it didn't offer any signal. This situation occurs when one vote is given to SVC, in such case it will be considered that both the learners are agreed, the ensemble will be </w:t>
+      </w:r>
+      <w:proofErr w:type="gramStart"/>
       <w:r>
         <w:rPr>
           <w:color w:val="000000"/>
           <w:sz w:val="20"/>
         </w:rPr>
+        <w:t>worse</w:t>
+      </w:r>
+      <w:proofErr w:type="gramEnd"/>
+      <w:r>
+        <w:rPr>
+          <w:color w:val="000000"/>
+          <w:sz w:val="20"/>
+        </w:rPr>
+        <w:t xml:space="preserve"> and the weaker learner (Random Forest) will overpower the learning of SVC. Thus, there isn't any automatic answer, just a better out of two modes which might be achieved by awarding the majority voting</w:t>
+      </w:r>
+      <w:r>
+        <w:rPr>
+          <w:color w:val="000000"/>
+          <w:sz w:val="20"/>
+        </w:rPr>
         <w:t>.</w:t>
       </w:r>
     </w:p>
@@ -16756,24 +17616,47 @@
           <w:color w:val="000000"/>
           <w:sz w:val="20"/>
         </w:rPr>
+        <w:t xml:space="preserve">It was at this point that both models (SVM and weighted ensemble (3:1:1)) matched at that point on each of the folds they achieved equal F1 score as at this point you cannot out-vote two ‘1’ voting models (SVM) with three ‘1’ voting models (SVC) using hard voting. The </w:t>
+      </w:r>
+      <w:proofErr w:type="spellStart"/>
+      <w:r>
+        <w:rPr>
+          <w:color w:val="000000"/>
+          <w:sz w:val="20"/>
+        </w:rPr>
+        <w:t>Hyperparam</w:t>
+      </w:r>
+      <w:proofErr w:type="spellEnd"/>
+      <w:r>
+        <w:rPr>
+          <w:color w:val="000000"/>
+          <w:sz w:val="20"/>
+        </w:rPr>
+        <w:t xml:space="preserve"> tunning Results were similar with best hyperparameter being 0.018 F1 higher than </w:t>
+      </w:r>
+      <w:proofErr w:type="gramStart"/>
+      <w:r>
+        <w:rPr>
+          <w:color w:val="000000"/>
+          <w:sz w:val="20"/>
+        </w:rPr>
+        <w:t>default(</w:t>
+      </w:r>
+      <w:proofErr w:type="gramEnd"/>
+      <w:r>
+        <w:rPr>
+          <w:color w:val="000000"/>
+          <w:sz w:val="20"/>
+        </w:rPr>
+        <w:t xml:space="preserve">that is max degree equal to 3) and all the C values were </w:t>
+      </w:r>
+      <w:r>
+        <w:rPr>
+          <w:color w:val="000000"/>
+          <w:sz w:val="20"/>
+        </w:rPr>
         <w:lastRenderedPageBreak/>
-        <w:t xml:space="preserve">It was at this point that both models (SVM and weighted ensemble (3:1:1)) matched at that point on each of the folds they achieved equal F1 score as at this point you cannot out-vote two ‘1’ voting models (SVM) with three ‘1’ voting models (SVC) using hard voting. The </w:t>
-      </w:r>
-      <w:proofErr w:type="spellStart"/>
-      <w:r>
-        <w:rPr>
-          <w:color w:val="000000"/>
-          <w:sz w:val="20"/>
-        </w:rPr>
-        <w:t>Hyperparam</w:t>
-      </w:r>
-      <w:proofErr w:type="spellEnd"/>
-      <w:r>
-        <w:rPr>
-          <w:color w:val="000000"/>
-          <w:sz w:val="20"/>
-        </w:rPr>
-        <w:t xml:space="preserve"> tunning Results were similar with best hyperparameter being 0.018 F1 higher than default(that is max degree equal to 3) and all the C values were within a range that is 0.285 F1. This is not a case of 4 failure attempts that don't seem to have any connection, it's a discovery that will aid in future actions. This was thought to be the motivation for the following experiment: it is much more likely that some real improvement can be made before (and not as part of) this "full up" decision space is further optimised.</w:t>
+        <w:t>within a range that is 0.285 F1. This is not a case of 4 failure attempts that don't seem to have any connection, it's a discovery that will aid in future actions. This was thought to be the motivation for the following experiment: it is much more likely that some real improvement can be made before (and not as part of) this "full up" decision space is further optimised.</w:t>
       </w:r>
     </w:p>
     <w:p>
@@ -18579,7 +19462,6 @@
                 <w:sz w:val="18"/>
                 <w:szCs w:val="18"/>
               </w:rPr>
-              <w:lastRenderedPageBreak/>
               <w:t>Logistic Regression</w:t>
             </w:r>
           </w:p>
@@ -18680,6 +19562,7 @@
                 <w:sz w:val="18"/>
                 <w:szCs w:val="18"/>
               </w:rPr>
+              <w:lastRenderedPageBreak/>
               <w:t>DistilBERT</w:t>
             </w:r>
             <w:proofErr w:type="spellEnd"/>
@@ -18985,71 +19868,6 @@
             <wp:extent cx="5476875" cy="2743200"/>
             <wp:effectExtent l="0" t="0" r="0" b="0"/>
             <wp:docPr id="429360166" name="Picture 429360166"/>
-            <wp:cNvGraphicFramePr>
-              <a:graphicFrameLocks xmlns:a="http://schemas.openxmlformats.org/drawingml/2006/main" noChangeAspect="1"/>
-            </wp:cNvGraphicFramePr>
-            <a:graphic xmlns:a="http://schemas.openxmlformats.org/drawingml/2006/main">
-              <a:graphicData uri="http://schemas.openxmlformats.org/drawingml/2006/picture">
-                <pic:pic xmlns:pic="http://schemas.openxmlformats.org/drawingml/2006/picture">
-                  <pic:nvPicPr>
-                    <pic:cNvPr id="0" name=""/>
-                    <pic:cNvPicPr>
-                      <a:picLocks noChangeAspect="1" noChangeArrowheads="1"/>
-                    </pic:cNvPicPr>
-                  </pic:nvPicPr>
-                  <pic:blipFill>
-                    <a:blip r:embed="rId15"/>
-                    <a:srcRect/>
-                    <a:stretch>
-                      <a:fillRect/>
-                    </a:stretch>
-                  </pic:blipFill>
-                  <pic:spPr bwMode="auto">
-                    <a:xfrm>
-                      <a:off x="0" y="0"/>
-                      <a:ext cx="5476875" cy="2743200"/>
-                    </a:xfrm>
-                    <a:prstGeom prst="rect">
-                      <a:avLst/>
-                    </a:prstGeom>
-                  </pic:spPr>
-                </pic:pic>
-              </a:graphicData>
-            </a:graphic>
-          </wp:inline>
-        </w:drawing>
-      </w:r>
-    </w:p>
-    <w:p>
-      <w:pPr>
-        <w:spacing w:after="195"/>
-        <w:jc w:val="both"/>
-      </w:pPr>
-      <w:r>
-        <w:rPr>
-          <w:i/>
-          <w:iCs/>
-          <w:color w:val="555555"/>
-          <w:sz w:val="18"/>
-          <w:szCs w:val="18"/>
-        </w:rPr>
-        <w:t>Figure 9: All six evaluated methods against the published benchmark.</w:t>
-      </w:r>
-    </w:p>
-    <w:p>
-      <w:pPr>
-        <w:spacing w:before="155" w:after="48"/>
-        <w:jc w:val="both"/>
-      </w:pPr>
-      <w:r>
-        <w:rPr>
-          <w:noProof/>
-        </w:rPr>
-        <w:drawing>
-          <wp:inline distT="0" distB="0" distL="0" distR="0" wp14:anchorId="3814F07E" wp14:editId="165AD7D6">
-            <wp:extent cx="5476875" cy="3009900"/>
-            <wp:effectExtent l="0" t="0" r="0" b="0"/>
-            <wp:docPr id="544501437" name="Picture 544501437"/>
             <wp:cNvGraphicFramePr>
               <a:graphicFrameLocks xmlns:a="http://schemas.openxmlformats.org/drawingml/2006/main" noChangeAspect="1"/>
             </wp:cNvGraphicFramePr>
@@ -19072,7 +19890,7 @@
                   <pic:spPr bwMode="auto">
                     <a:xfrm>
                       <a:off x="0" y="0"/>
-                      <a:ext cx="5476875" cy="3009900"/>
+                      <a:ext cx="5476875" cy="2743200"/>
                     </a:xfrm>
                     <a:prstGeom prst="rect">
                       <a:avLst/>
@@ -19098,7 +19916,7 @@
           <w:sz w:val="18"/>
           <w:szCs w:val="18"/>
         </w:rPr>
-        <w:t>Figure 10: Performance relative to training data volume, logarithmic scale.</w:t>
+        <w:t>Figure 9: All six evaluated methods against the published benchmark.</w:t>
       </w:r>
     </w:p>
     <w:p>
@@ -19110,12 +19928,11 @@
         <w:rPr>
           <w:noProof/>
         </w:rPr>
-        <w:lastRenderedPageBreak/>
         <w:drawing>
-          <wp:inline distT="0" distB="0" distL="0" distR="0" wp14:anchorId="3616D9DA" wp14:editId="25B04103">
-            <wp:extent cx="5476875" cy="2743200"/>
+          <wp:inline distT="0" distB="0" distL="0" distR="0" wp14:anchorId="3814F07E" wp14:editId="165AD7D6">
+            <wp:extent cx="5476875" cy="3009900"/>
             <wp:effectExtent l="0" t="0" r="0" b="0"/>
-            <wp:docPr id="680666071" name="Picture 680666071"/>
+            <wp:docPr id="544501437" name="Picture 544501437"/>
             <wp:cNvGraphicFramePr>
               <a:graphicFrameLocks xmlns:a="http://schemas.openxmlformats.org/drawingml/2006/main" noChangeAspect="1"/>
             </wp:cNvGraphicFramePr>
@@ -19138,6 +19955,72 @@
                   <pic:spPr bwMode="auto">
                     <a:xfrm>
                       <a:off x="0" y="0"/>
+                      <a:ext cx="5476875" cy="3009900"/>
+                    </a:xfrm>
+                    <a:prstGeom prst="rect">
+                      <a:avLst/>
+                    </a:prstGeom>
+                  </pic:spPr>
+                </pic:pic>
+              </a:graphicData>
+            </a:graphic>
+          </wp:inline>
+        </w:drawing>
+      </w:r>
+    </w:p>
+    <w:p>
+      <w:pPr>
+        <w:spacing w:after="195"/>
+        <w:jc w:val="both"/>
+      </w:pPr>
+      <w:r>
+        <w:rPr>
+          <w:i/>
+          <w:iCs/>
+          <w:color w:val="555555"/>
+          <w:sz w:val="18"/>
+          <w:szCs w:val="18"/>
+        </w:rPr>
+        <w:t>Figure 10: Performance relative to training data volume, logarithmic scale.</w:t>
+      </w:r>
+    </w:p>
+    <w:p>
+      <w:pPr>
+        <w:spacing w:before="155" w:after="48"/>
+        <w:jc w:val="both"/>
+      </w:pPr>
+      <w:r>
+        <w:rPr>
+          <w:noProof/>
+        </w:rPr>
+        <w:lastRenderedPageBreak/>
+        <w:drawing>
+          <wp:inline distT="0" distB="0" distL="0" distR="0" wp14:anchorId="3616D9DA" wp14:editId="25B04103">
+            <wp:extent cx="5476875" cy="2743200"/>
+            <wp:effectExtent l="0" t="0" r="0" b="0"/>
+            <wp:docPr id="680666071" name="Picture 680666071"/>
+            <wp:cNvGraphicFramePr>
+              <a:graphicFrameLocks xmlns:a="http://schemas.openxmlformats.org/drawingml/2006/main" noChangeAspect="1"/>
+            </wp:cNvGraphicFramePr>
+            <a:graphic xmlns:a="http://schemas.openxmlformats.org/drawingml/2006/main">
+              <a:graphicData uri="http://schemas.openxmlformats.org/drawingml/2006/picture">
+                <pic:pic xmlns:pic="http://schemas.openxmlformats.org/drawingml/2006/picture">
+                  <pic:nvPicPr>
+                    <pic:cNvPr id="0" name=""/>
+                    <pic:cNvPicPr>
+                      <a:picLocks noChangeAspect="1" noChangeArrowheads="1"/>
+                    </pic:cNvPicPr>
+                  </pic:nvPicPr>
+                  <pic:blipFill>
+                    <a:blip r:embed="rId18"/>
+                    <a:srcRect/>
+                    <a:stretch>
+                      <a:fillRect/>
+                    </a:stretch>
+                  </pic:blipFill>
+                  <pic:spPr bwMode="auto">
+                    <a:xfrm>
+                      <a:off x="0" y="0"/>
                       <a:ext cx="5476875" cy="2743200"/>
                     </a:xfrm>
                     <a:prstGeom prst="rect">
@@ -19208,7 +20091,23 @@
           <w:color w:val="000000"/>
           <w:sz w:val="20"/>
         </w:rPr>
-        <w:t xml:space="preserve">With a portion of the email dataset they managed to reduce to 6,000 emails (4800 training / 1200 test) they distilled </w:t>
+        <w:t xml:space="preserve">With a portion of the email </w:t>
+      </w:r>
+      <w:proofErr w:type="gramStart"/>
+      <w:r>
+        <w:rPr>
+          <w:color w:val="000000"/>
+          <w:sz w:val="20"/>
+        </w:rPr>
+        <w:t>dataset</w:t>
+      </w:r>
+      <w:proofErr w:type="gramEnd"/>
+      <w:r>
+        <w:rPr>
+          <w:color w:val="000000"/>
+          <w:sz w:val="20"/>
+        </w:rPr>
+        <w:t xml:space="preserve"> they managed to reduce to 6,000 emails (4800 training / 1200 test) they distilled </w:t>
       </w:r>
       <w:proofErr w:type="spellStart"/>
       <w:r>
@@ -19240,7 +20139,23 @@
           <w:color w:val="000000"/>
           <w:sz w:val="20"/>
         </w:rPr>
-        <w:t xml:space="preserve"> data point (this is just off the top of my head) of 4800 e-mail.</w:t>
+        <w:t xml:space="preserve"> data point (this is just off the top of my head) of 4800 </w:t>
+      </w:r>
+      <w:proofErr w:type="gramStart"/>
+      <w:r>
+        <w:rPr>
+          <w:color w:val="000000"/>
+          <w:sz w:val="20"/>
+        </w:rPr>
+        <w:t>e-mail</w:t>
+      </w:r>
+      <w:proofErr w:type="gramEnd"/>
+      <w:r>
+        <w:rPr>
+          <w:color w:val="000000"/>
+          <w:sz w:val="20"/>
+        </w:rPr>
+        <w:t>.</w:t>
       </w:r>
     </w:p>
     <w:p>
@@ -19307,7 +20222,7 @@
                     <pic:cNvPicPr/>
                   </pic:nvPicPr>
                   <pic:blipFill>
-                    <a:blip r:embed="rId18"/>
+                    <a:blip r:embed="rId19"/>
                     <a:stretch>
                       <a:fillRect/>
                     </a:stretch>
@@ -19388,7 +20303,23 @@
           <w:color w:val="000000"/>
           <w:sz w:val="20"/>
         </w:rPr>
-        <w:t xml:space="preserve"> is in somewhere in the middle. For those that are deployed in institutional settings the choices of balance to use can be narrowed down to using SVC's balance which aims to minimise the total error, and has a recall of over 99%</w:t>
+        <w:t xml:space="preserve"> is in somewhere in the middle. For those that are deployed in institutional settings the choices of balance to use can be narrowed down to using SVC's balance which aims to minimise the total </w:t>
+      </w:r>
+      <w:proofErr w:type="gramStart"/>
+      <w:r>
+        <w:rPr>
+          <w:color w:val="000000"/>
+          <w:sz w:val="20"/>
+        </w:rPr>
+        <w:t>error, and</w:t>
+      </w:r>
+      <w:proofErr w:type="gramEnd"/>
+      <w:r>
+        <w:rPr>
+          <w:color w:val="000000"/>
+          <w:sz w:val="20"/>
+        </w:rPr>
+        <w:t xml:space="preserve"> has a recall of over 99%</w:t>
       </w:r>
       <w:r>
         <w:rPr>
@@ -19474,7 +20405,24 @@
           <w:color w:val="000000"/>
           <w:sz w:val="20"/>
         </w:rPr>
-        <w:t xml:space="preserve">Limitation of scope of claim is evident. When a data is part of the corpus, it is a public research data and actual rather than real data from the institutions, therefore, domain shift is not tested. More experiments have been conducted at SEDAS (Sections 5.1-5.2) but a significance test has not yet been done with respect to [1] itself as they do not publish their data at the fold level. Quite a bit of finetuning of extension strategies and </w:t>
+        <w:lastRenderedPageBreak/>
+        <w:t>Limitation of scope of claim is evident. When a data is part of the corpus, it is a public research data and actual rather than real data from the institutions, therefore, domain shift is not tested. More experiments have been conducted at SEDAS (Sections 5.1-5.2</w:t>
+      </w:r>
+      <w:proofErr w:type="gramStart"/>
+      <w:r>
+        <w:rPr>
+          <w:color w:val="000000"/>
+          <w:sz w:val="20"/>
+        </w:rPr>
+        <w:t>)</w:t>
+      </w:r>
+      <w:proofErr w:type="gramEnd"/>
+      <w:r>
+        <w:rPr>
+          <w:color w:val="000000"/>
+          <w:sz w:val="20"/>
+        </w:rPr>
+        <w:t xml:space="preserve"> but a significance test has not yet been done with respect to [1] itself as they do not publish their data at the fold level. Quite a bit of finetuning of extension strategies and </w:t>
       </w:r>
       <w:proofErr w:type="spellStart"/>
       <w:r>
@@ -19490,15 +20438,7 @@
           <w:color w:val="000000"/>
           <w:sz w:val="20"/>
         </w:rPr>
-        <w:t xml:space="preserve"> </w:t>
-      </w:r>
-      <w:r>
-        <w:rPr>
-          <w:color w:val="000000"/>
-          <w:sz w:val="20"/>
-        </w:rPr>
-        <w:lastRenderedPageBreak/>
-        <w:t>seemed missing. However, it was not an 'authentic' community because it was not a community at a behavioural level, rather it was at a technical level. No MVP scope authentication, no access control and the hash-chain URL-registry wasn't distributed at all, just the most basic one that would work for any MVP – in the successful experiment it was CORS was also set up as way too permissive.</w:t>
+        <w:t xml:space="preserve"> seemed missing. However, it was not an 'authentic' community because it was not a community at a behavioural level, rather it was at a technical level. No MVP scope authentication, no access control and the hash-chain URL-registry wasn't distributed at all, just the most basic one that would work for any MVP – in the successful experiment it was CORS was also set up as way too permissive.</w:t>
       </w:r>
     </w:p>
     <w:p>
@@ -19543,8 +20483,9 @@
           <w:sz w:val="18"/>
           <w:szCs w:val="18"/>
         </w:rPr>
-        <w:t>Outcomes, and table of Objectives (part A).</w:t>
-      </w:r>
+        <w:t>Outcomes, and table of Objectives (part A</w:t>
+      </w:r>
+      <w:proofErr w:type="gramStart"/>
       <w:r>
         <w:rPr>
           <w:i/>
@@ -19553,8 +20494,19 @@
           <w:sz w:val="18"/>
           <w:szCs w:val="18"/>
         </w:rPr>
+        <w:t>).</w:t>
+      </w:r>
+      <w:r>
+        <w:rPr>
+          <w:i/>
+          <w:iCs/>
+          <w:color w:val="555555"/>
+          <w:sz w:val="18"/>
+          <w:szCs w:val="18"/>
+        </w:rPr>
         <w:t>.</w:t>
       </w:r>
+      <w:proofErr w:type="gramEnd"/>
     </w:p>
     <w:tbl>
       <w:tblPr>
@@ -20671,7 +21623,23 @@
           <w:color w:val="000000"/>
           <w:sz w:val="20"/>
         </w:rPr>
-        <w:t xml:space="preserve"> resulted in a huge number of false positives (324) and Multinomial Naive Bayes gave a large number of false negatives (349) — which are not separately tracked by F1. When only 4,800 training e-mail (7.3% of the training e-mail) were used, the prelim-experiment with </w:t>
+        <w:t xml:space="preserve"> resulted in a huge number of false positives (324) and Multinomial Naive Bayes gave </w:t>
+      </w:r>
+      <w:proofErr w:type="gramStart"/>
+      <w:r>
+        <w:rPr>
+          <w:color w:val="000000"/>
+          <w:sz w:val="20"/>
+        </w:rPr>
+        <w:t>a large number of</w:t>
+      </w:r>
+      <w:proofErr w:type="gramEnd"/>
+      <w:r>
+        <w:rPr>
+          <w:color w:val="000000"/>
+          <w:sz w:val="20"/>
+        </w:rPr>
+        <w:t xml:space="preserve"> false negatives (349) — which are not separately tracked by F1. When only 4,800 training e-mail (7.3% of the training e-mail) were used, the prelim-experiment with </w:t>
       </w:r>
       <w:proofErr w:type="spellStart"/>
       <w:r>
@@ -20736,15 +21704,24 @@
           <w:color w:val="000000"/>
           <w:sz w:val="20"/>
         </w:rPr>
-        <w:t xml:space="preserve"> and with the additional idea of adaptive training and governance record keeping be a single evidenced system. Contribution is at no time a side-benefit to the improvement of an IT accuracy measure, it is rather a method that could be reproduced as an evaluation scale and a working model of how IT detection could be integrated with a more comprehensive auditable defence process.</w:t>
-      </w:r>
+        <w:t xml:space="preserve"> and with the additional idea of adaptive training and governance record keeping be a single evidenced system. Contribution is at no time a side-benefit to the improvement of an IT accuracy measure, it is rather a method that could be reproduced as an evaluation scale and a working model of how IT detection could be integrated with a more comprehensive auditable defence </w:t>
+      </w:r>
+      <w:proofErr w:type="gramStart"/>
       <w:r>
         <w:rPr>
           <w:color w:val="000000"/>
           <w:sz w:val="20"/>
         </w:rPr>
+        <w:t>process.</w:t>
+      </w:r>
+      <w:r>
+        <w:rPr>
+          <w:color w:val="000000"/>
+          <w:sz w:val="20"/>
+        </w:rPr>
         <w:t>.</w:t>
       </w:r>
+      <w:proofErr w:type="gramEnd"/>
     </w:p>
     <w:p>
       <w:pPr>
@@ -20827,7 +21804,39 @@
           <w:color w:val="000000"/>
           <w:sz w:val="20"/>
         </w:rPr>
-        <w:t xml:space="preserve"> etc) is a value-while is worth investigating. Next, production security, where FR-08 “institutional SSO/role based access control” adds production security – rate limiting on the URL report endpoint and attribution will only be able to respond from the cross origin domain or if they come from a whitelisted origin (OAuth only). With a real world (institutional) pilot (and ethics approval) it would be possible to measure how much risky-clicking behaviour reduction and training retention is possible in the long term especially in the context of the new and emerging threat of AI-generated phishing [6] [7]. These extensions could be added on to the MVP, which has been validated, to create a platform which can be assessed from a behavioural point of view and is production ready</w:t>
+        <w:t xml:space="preserve"> etc) is a value-while is worth investigating. Next, production security, where FR-08 “institutional SSO/</w:t>
+      </w:r>
+      <w:proofErr w:type="gramStart"/>
+      <w:r>
+        <w:rPr>
+          <w:color w:val="000000"/>
+          <w:sz w:val="20"/>
+        </w:rPr>
+        <w:t>role based</w:t>
+      </w:r>
+      <w:proofErr w:type="gramEnd"/>
+      <w:r>
+        <w:rPr>
+          <w:color w:val="000000"/>
+          <w:sz w:val="20"/>
+        </w:rPr>
+        <w:t xml:space="preserve"> access control” adds production security – rate limiting on the URL report endpoint and attribution will only be able to respond from the </w:t>
+      </w:r>
+      <w:proofErr w:type="gramStart"/>
+      <w:r>
+        <w:rPr>
+          <w:color w:val="000000"/>
+          <w:sz w:val="20"/>
+        </w:rPr>
+        <w:t>cross origin</w:t>
+      </w:r>
+      <w:proofErr w:type="gramEnd"/>
+      <w:r>
+        <w:rPr>
+          <w:color w:val="000000"/>
+          <w:sz w:val="20"/>
+        </w:rPr>
+        <w:t xml:space="preserve"> domain or if they come from a whitelisted origin (OAuth only). With a real world (institutional) pilot (and ethics approval) it would be possible to measure how much risky-clicking behaviour reduction and training retention is possible in the long term especially in the context of the new and emerging threat of AI-generated phishing [6] [7]. These extensions could be added on to the MVP, which has been validated, to create a platform which can be assessed from a behavioural point of view and is production ready</w:t>
       </w:r>
       <w:r>
         <w:rPr>
@@ -21266,6 +22275,7 @@
           <w:sz w:val="21"/>
           <w:szCs w:val="21"/>
         </w:rPr>
+        <w:lastRenderedPageBreak/>
         <w:t xml:space="preserve">[17] </w:t>
       </w:r>
       <w:proofErr w:type="spellStart"/>
@@ -21311,7 +22321,6 @@
           <w:sz w:val="28"/>
           <w:szCs w:val="28"/>
         </w:rPr>
-        <w:lastRenderedPageBreak/>
         <w:t>Appendices</w:t>
       </w:r>
       <w:bookmarkEnd w:id="50"/>
@@ -21488,6 +22497,8 @@
       </w:r>
     </w:p>
     <w:sectPr>
+      <w:headerReference w:type="default" r:id="rId20"/>
+      <w:footerReference w:type="default" r:id="rId21"/>
       <w:pgSz w:w="11906" w:h="16838"/>
       <w:pgMar w:top="1440" w:right="1440" w:bottom="1440" w:left="1440" w:header="720" w:footer="720" w:gutter="0"/>
       <w:cols w:space="720"/>
@@ -21516,6 +22527,47 @@
 </w:endnotes>
 </file>
 
+<file path=word/footer1.xml><?xml version="1.0" encoding="utf-8"?>
+<w:ftr xmlns:wpc="http://schemas.microsoft.com/office/word/2010/wordprocessingCanvas" xmlns:cx="http://schemas.microsoft.com/office/drawing/2014/chartex" xmlns:cx1="http://schemas.microsoft.com/office/drawing/2015/9/8/chartex" xmlns:cx2="http://schemas.microsoft.com/office/drawing/2015/10/21/chartex" xmlns:cx3="http://schemas.microsoft.com/office/drawing/2016/5/9/chartex" xmlns:cx4="http://schemas.microsoft.com/office/drawing/2016/5/10/chartex" xmlns:cx5="http://schemas.microsoft.com/office/drawing/2016/5/11/chartex" xmlns:cx6="http://schemas.microsoft.com/office/drawing/2016/5/12/chartex" xmlns:cx7="http://schemas.microsoft.com/office/drawing/2016/5/13/chartex" xmlns:cx8="http://schemas.microsoft.com/office/drawing/2016/5/14/chartex" xmlns:mc="http://schemas.openxmlformats.org/markup-compatibility/2006" xmlns:aink="http://schemas.microsoft.com/office/drawing/2016/ink" xmlns:am3d="http://schemas.microsoft.com/office/drawing/2017/model3d" xmlns:o="urn:schemas-microsoft-com:office:office" xmlns:oel="http://schemas.microsoft.com/office/2019/extlst" xmlns:r="http://schemas.openxmlformats.org/officeDocument/2006/relationships" xmlns:m="http://schemas.openxmlformats.org/officeDocument/2006/math" xmlns:v="urn:schemas-microsoft-com:vml" xmlns:wp14="http://schemas.microsoft.com/office/word/2010/wordprocessingDrawing" xmlns:wp="http://schemas.openxmlformats.org/drawingml/2006/wordprocessingDrawing" xmlns:w10="urn:schemas-microsoft-com:office:word" xmlns:w="http://schemas.openxmlformats.org/wordprocessingml/2006/main" xmlns:w14="http://schemas.microsoft.com/office/word/2010/wordml" xmlns:w15="http://schemas.microsoft.com/office/word/2012/wordml" xmlns:w16cex="http://schemas.microsoft.com/office/word/2018/wordml/cex" xmlns:w16cid="http://schemas.microsoft.com/office/word/2016/wordml/cid" xmlns:w16="http://schemas.microsoft.com/office/word/2018/wordml" xmlns:w16du="http://schemas.microsoft.com/office/word/2023/wordml/word16du" xmlns:w16sdtdh="http://schemas.microsoft.com/office/word/2020/wordml/sdtdatahash" xmlns:w16sdtfl="http://schemas.microsoft.com/office/word/2024/wordml/sdtformatlock" xmlns:w16se="http://schemas.microsoft.com/office/word/2015/wordml/symex" xmlns:wpg="http://schemas.microsoft.com/office/word/2010/wordprocessingGroup" xmlns:wpi="http://schemas.microsoft.com/office/word/2010/wordprocessingInk" xmlns:wne="http://schemas.microsoft.com/office/word/2006/wordml" xmlns:wps="http://schemas.microsoft.com/office/word/2010/wordprocessingShape" mc:Ignorable="w14 w15 w16se w16cid w16 w16cex w16sdtdh w16sdtfl w16du wp14">
+  <w:p>
+    <w:pPr>
+      <w:pStyle w:val="Footer"/>
+      <w:rPr>
+        <w:lang w:val="en-US"/>
+      </w:rPr>
+    </w:pPr>
+    <w:r>
+      <w:rPr>
+        <w:lang w:val="en-US"/>
+      </w:rPr>
+      <w:t xml:space="preserve">SEDAS: Social Engineering Defense </w:t>
+    </w:r>
+    <w:r>
+      <w:rPr>
+        <w:lang w:val="en-US"/>
+      </w:rPr>
+      <w:tab/>
+    </w:r>
+    <w:r>
+      <w:rPr>
+        <w:lang w:val="en-US"/>
+      </w:rPr>
+      <w:tab/>
+    </w:r>
+    <w:r>
+      <w:t>Apex Australia Higher Education</w:t>
+    </w:r>
+    <w:r>
+      <w:rPr>
+        <w:lang w:val="en-US"/>
+      </w:rPr>
+      <w:br/>
+      <w:t>and Awareness System</w:t>
+    </w:r>
+  </w:p>
+</w:ftr>
+</file>
+
 <file path=word/footnotes.xml><?xml version="1.0" encoding="utf-8"?>
 <w:footnotes xmlns:wpc="http://schemas.microsoft.com/office/word/2010/wordprocessingCanvas" xmlns:cx="http://schemas.microsoft.com/office/drawing/2014/chartex" xmlns:cx1="http://schemas.microsoft.com/office/drawing/2015/9/8/chartex" xmlns:cx2="http://schemas.microsoft.com/office/drawing/2015/10/21/chartex" xmlns:cx3="http://schemas.microsoft.com/office/drawing/2016/5/9/chartex" xmlns:cx4="http://schemas.microsoft.com/office/drawing/2016/5/10/chartex" xmlns:cx5="http://schemas.microsoft.com/office/drawing/2016/5/11/chartex" xmlns:cx6="http://schemas.microsoft.com/office/drawing/2016/5/12/chartex" xmlns:cx7="http://schemas.microsoft.com/office/drawing/2016/5/13/chartex" xmlns:cx8="http://schemas.microsoft.com/office/drawing/2016/5/14/chartex" xmlns:mc="http://schemas.openxmlformats.org/markup-compatibility/2006" xmlns:aink="http://schemas.microsoft.com/office/drawing/2016/ink" xmlns:am3d="http://schemas.microsoft.com/office/drawing/2017/model3d" xmlns:o="urn:schemas-microsoft-com:office:office" xmlns:oel="http://schemas.microsoft.com/office/2019/extlst" xmlns:r="http://schemas.openxmlformats.org/officeDocument/2006/relationships" xmlns:m="http://schemas.openxmlformats.org/officeDocument/2006/math" xmlns:v="urn:schemas-microsoft-com:vml" xmlns:wp14="http://schemas.microsoft.com/office/word/2010/wordprocessingDrawing" xmlns:wp="http://schemas.openxmlformats.org/drawingml/2006/wordprocessingDrawing" xmlns:w10="urn:schemas-microsoft-com:office:word" xmlns:w="http://schemas.openxmlformats.org/wordprocessingml/2006/main" xmlns:w14="http://schemas.microsoft.com/office/word/2010/wordml" xmlns:w15="http://schemas.microsoft.com/office/word/2012/wordml" xmlns:w16cex="http://schemas.microsoft.com/office/word/2018/wordml/cex" xmlns:w16cid="http://schemas.microsoft.com/office/word/2016/wordml/cid" xmlns:w16="http://schemas.microsoft.com/office/word/2018/wordml" xmlns:w16du="http://schemas.microsoft.com/office/word/2023/wordml/word16du" xmlns:w16sdtdh="http://schemas.microsoft.com/office/word/2020/wordml/sdtdatahash" xmlns:w16sdtfl="http://schemas.microsoft.com/office/word/2024/wordml/sdtformatlock" xmlns:w16se="http://schemas.microsoft.com/office/word/2015/wordml/symex" xmlns:wpg="http://schemas.microsoft.com/office/word/2010/wordprocessingGroup" xmlns:wpi="http://schemas.microsoft.com/office/word/2010/wordprocessingInk" xmlns:wne="http://schemas.microsoft.com/office/word/2006/wordml" xmlns:wps="http://schemas.microsoft.com/office/word/2010/wordprocessingShape" mc:Ignorable="w14 w15 w16se w16cid w16 w16cex w16sdtdh w16sdtfl w16du wp14">
   <w:footnote w:type="separator" w:id="-1">
@@ -21533,6 +22585,67 @@
     </w:p>
   </w:footnote>
 </w:footnotes>
+</file>
+
+<file path=word/header1.xml><?xml version="1.0" encoding="utf-8"?>
+<w:hdr xmlns:wpc="http://schemas.microsoft.com/office/word/2010/wordprocessingCanvas" xmlns:cx="http://schemas.microsoft.com/office/drawing/2014/chartex" xmlns:cx1="http://schemas.microsoft.com/office/drawing/2015/9/8/chartex" xmlns:cx2="http://schemas.microsoft.com/office/drawing/2015/10/21/chartex" xmlns:cx3="http://schemas.microsoft.com/office/drawing/2016/5/9/chartex" xmlns:cx4="http://schemas.microsoft.com/office/drawing/2016/5/10/chartex" xmlns:cx5="http://schemas.microsoft.com/office/drawing/2016/5/11/chartex" xmlns:cx6="http://schemas.microsoft.com/office/drawing/2016/5/12/chartex" xmlns:cx7="http://schemas.microsoft.com/office/drawing/2016/5/13/chartex" xmlns:cx8="http://schemas.microsoft.com/office/drawing/2016/5/14/chartex" xmlns:mc="http://schemas.openxmlformats.org/markup-compatibility/2006" xmlns:aink="http://schemas.microsoft.com/office/drawing/2016/ink" xmlns:am3d="http://schemas.microsoft.com/office/drawing/2017/model3d" xmlns:o="urn:schemas-microsoft-com:office:office" xmlns:oel="http://schemas.microsoft.com/office/2019/extlst" xmlns:r="http://schemas.openxmlformats.org/officeDocument/2006/relationships" xmlns:m="http://schemas.openxmlformats.org/officeDocument/2006/math" xmlns:v="urn:schemas-microsoft-com:vml" xmlns:wp14="http://schemas.microsoft.com/office/word/2010/wordprocessingDrawing" xmlns:wp="http://schemas.openxmlformats.org/drawingml/2006/wordprocessingDrawing" xmlns:w10="urn:schemas-microsoft-com:office:word" xmlns:w="http://schemas.openxmlformats.org/wordprocessingml/2006/main" xmlns:w14="http://schemas.microsoft.com/office/word/2010/wordml" xmlns:w15="http://schemas.microsoft.com/office/word/2012/wordml" xmlns:w16cex="http://schemas.microsoft.com/office/word/2018/wordml/cex" xmlns:w16cid="http://schemas.microsoft.com/office/word/2016/wordml/cid" xmlns:w16="http://schemas.microsoft.com/office/word/2018/wordml" xmlns:w16du="http://schemas.microsoft.com/office/word/2023/wordml/word16du" xmlns:w16sdtdh="http://schemas.microsoft.com/office/word/2020/wordml/sdtdatahash" xmlns:w16sdtfl="http://schemas.microsoft.com/office/word/2024/wordml/sdtformatlock" xmlns:w16se="http://schemas.microsoft.com/office/word/2015/wordml/symex" xmlns:wpg="http://schemas.microsoft.com/office/word/2010/wordprocessingGroup" xmlns:wpi="http://schemas.microsoft.com/office/word/2010/wordprocessingInk" xmlns:wne="http://schemas.microsoft.com/office/word/2006/wordml" xmlns:wps="http://schemas.microsoft.com/office/word/2010/wordprocessingShape" mc:Ignorable="w14 w15 w16se w16cid w16 w16cex w16sdtdh w16sdtfl w16du wp14">
+  <w:p>
+    <w:pPr>
+      <w:pStyle w:val="Header"/>
+      <w:rPr>
+        <w:lang w:val="en-US"/>
+      </w:rPr>
+    </w:pPr>
+    <w:r>
+      <w:rPr>
+        <w:lang w:val="en-US"/>
+      </w:rPr>
+      <w:tab/>
+    </w:r>
+    <w:r>
+      <w:rPr>
+        <w:rFonts w:ascii="Times New Roman" w:eastAsia="Times New Roman" w:hAnsi="Times New Roman" w:cs="Times New Roman"/>
+        <w:noProof/>
+        <w:lang w:val="de-AT" w:eastAsia="de-AT"/>
+      </w:rPr>
+      <w:drawing>
+        <wp:inline distT="0" distB="0" distL="0" distR="0" wp14:anchorId="688BF112" wp14:editId="5BAC37B9">
+          <wp:extent cx="2001604" cy="1028033"/>
+          <wp:effectExtent l="0" t="0" r="0" b="0"/>
+          <wp:docPr id="1722328518" name="image2.jpeg"/>
+          <wp:cNvGraphicFramePr>
+            <a:graphicFrameLocks xmlns:a="http://schemas.openxmlformats.org/drawingml/2006/main" noChangeAspect="1"/>
+          </wp:cNvGraphicFramePr>
+          <a:graphic xmlns:a="http://schemas.openxmlformats.org/drawingml/2006/main">
+            <a:graphicData uri="http://schemas.openxmlformats.org/drawingml/2006/picture">
+              <pic:pic xmlns:pic="http://schemas.openxmlformats.org/drawingml/2006/picture">
+                <pic:nvPicPr>
+                  <pic:cNvPr id="1" name="image2.jpeg"/>
+                  <pic:cNvPicPr/>
+                </pic:nvPicPr>
+                <pic:blipFill>
+                  <a:blip r:embed="rId1" cstate="print"/>
+                  <a:stretch>
+                    <a:fillRect/>
+                  </a:stretch>
+                </pic:blipFill>
+                <pic:spPr>
+                  <a:xfrm>
+                    <a:off x="0" y="0"/>
+                    <a:ext cx="2001604" cy="1028033"/>
+                  </a:xfrm>
+                  <a:prstGeom prst="rect">
+                    <a:avLst/>
+                  </a:prstGeom>
+                </pic:spPr>
+              </pic:pic>
+            </a:graphicData>
+          </a:graphic>
+        </wp:inline>
+      </w:drawing>
+    </w:r>
+  </w:p>
+</w:hdr>
 </file>
 
 <file path=word/numbering.xml><?xml version="1.0" encoding="utf-8"?>
@@ -22235,7 +23348,6 @@
   <w:style w:type="character" w:default="1" w:styleId="DefaultParagraphFont">
     <w:name w:val="Default Paragraph Font"/>
     <w:uiPriority w:val="1"/>
-    <w:semiHidden/>
     <w:unhideWhenUsed/>
   </w:style>
   <w:style w:type="table" w:default="1" w:styleId="TableNormal">
@@ -22502,6 +23614,18 @@
         <w:insideV w:val="single" w:sz="4" w:space="0" w:color="auto"/>
       </w:tblBorders>
     </w:tblPr>
+  </w:style>
+  <w:style w:type="character" w:styleId="UnresolvedMention">
+    <w:name w:val="Unresolved Mention"/>
+    <w:basedOn w:val="DefaultParagraphFont"/>
+    <w:uiPriority w:val="99"/>
+    <w:semiHidden/>
+    <w:unhideWhenUsed/>
+    <w:rsid w:val="00AB4356"/>
+    <w:rPr>
+      <w:color w:val="605E5C"/>
+      <w:shd w:val="clear" w:color="auto" w:fill="E1DFDD"/>
+    </w:rPr>
   </w:style>
 </w:styles>
 </file>
